--- a/Email writing.docx
+++ b/Email writing.docx
@@ -5,41 +5,1013 @@
     <w:p>
       <w:pPr>
         <w:rPr>
+          <w:sz w:val="72"/>
+          <w:szCs w:val="72"/>
+        </w:rPr>
+      </w:pPr>
+      <w:r>
+        <w:t xml:space="preserve">                                  </w:t>
+      </w:r>
+      <w:r>
+        <w:rPr>
+          <w:sz w:val="72"/>
+          <w:szCs w:val="72"/>
+        </w:rPr>
+        <w:t>Thank you Email</w:t>
+      </w:r>
+    </w:p>
+    <w:p>
+      <w:pPr>
+        <w:rPr>
+          <w:sz w:val="36"/>
+          <w:szCs w:val="36"/>
+        </w:rPr>
+      </w:pPr>
+      <w:proofErr w:type="gramStart"/>
+      <w:r>
+        <w:rPr>
+          <w:sz w:val="36"/>
+          <w:szCs w:val="36"/>
+          <w:u w:val="single"/>
+        </w:rPr>
+        <w:t xml:space="preserve">From </w:t>
+      </w:r>
+      <w:r>
+        <w:rPr>
+          <w:sz w:val="36"/>
+          <w:szCs w:val="36"/>
+        </w:rPr>
+        <w:t>:</w:t>
+      </w:r>
+      <w:proofErr w:type="gramEnd"/>
+      <w:r>
+        <w:rPr>
+          <w:sz w:val="36"/>
+          <w:szCs w:val="36"/>
+        </w:rPr>
+        <w:t xml:space="preserve"> valajay2702@gmail.com</w:t>
+      </w:r>
+    </w:p>
+    <w:p>
+      <w:pPr>
+        <w:rPr>
+          <w:sz w:val="36"/>
+          <w:szCs w:val="36"/>
+        </w:rPr>
+      </w:pPr>
+      <w:r>
+        <w:rPr>
+          <w:sz w:val="36"/>
+          <w:szCs w:val="36"/>
+          <w:u w:val="single"/>
+        </w:rPr>
+        <w:t xml:space="preserve">To </w:t>
+      </w:r>
+      <w:r>
+        <w:rPr>
+          <w:sz w:val="36"/>
+          <w:szCs w:val="36"/>
+        </w:rPr>
+        <w:t xml:space="preserve">     </w:t>
+      </w:r>
+      <w:proofErr w:type="gramStart"/>
+      <w:r>
+        <w:rPr>
+          <w:sz w:val="36"/>
+          <w:szCs w:val="36"/>
+        </w:rPr>
+        <w:t xml:space="preserve">  :</w:t>
+      </w:r>
+      <w:proofErr w:type="gramEnd"/>
+      <w:r>
+        <w:rPr>
+          <w:sz w:val="36"/>
+          <w:szCs w:val="36"/>
+        </w:rPr>
+        <w:t xml:space="preserve"> naman@gmail.com</w:t>
+      </w:r>
+    </w:p>
+    <w:p>
+      <w:pPr>
+        <w:rPr>
+          <w:sz w:val="36"/>
+          <w:szCs w:val="36"/>
+        </w:rPr>
+      </w:pPr>
+      <w:r>
+        <w:rPr>
+          <w:sz w:val="36"/>
+          <w:szCs w:val="36"/>
+          <w:u w:val="single"/>
+        </w:rPr>
+        <w:t>Cc</w:t>
+      </w:r>
+      <w:r>
+        <w:rPr>
+          <w:sz w:val="36"/>
+          <w:szCs w:val="36"/>
+        </w:rPr>
+        <w:t xml:space="preserve">      </w:t>
+      </w:r>
+      <w:proofErr w:type="gramStart"/>
+      <w:r>
+        <w:rPr>
+          <w:sz w:val="36"/>
+          <w:szCs w:val="36"/>
+        </w:rPr>
+        <w:t xml:space="preserve">  :</w:t>
+      </w:r>
+      <w:proofErr w:type="gramEnd"/>
+      <w:r>
+        <w:rPr>
+          <w:sz w:val="36"/>
+          <w:szCs w:val="36"/>
+        </w:rPr>
+        <w:t xml:space="preserve"> </w:t>
+      </w:r>
+    </w:p>
+    <w:p>
+      <w:pPr>
+        <w:rPr>
+          <w:sz w:val="36"/>
+          <w:szCs w:val="36"/>
+        </w:rPr>
+      </w:pPr>
+      <w:r>
+        <w:rPr>
+          <w:sz w:val="36"/>
+          <w:szCs w:val="36"/>
+          <w:u w:val="single"/>
+        </w:rPr>
+        <w:t>Bcc</w:t>
+      </w:r>
+      <w:r>
+        <w:rPr>
+          <w:sz w:val="36"/>
+          <w:szCs w:val="36"/>
+        </w:rPr>
+        <w:t xml:space="preserve">    </w:t>
+      </w:r>
+      <w:proofErr w:type="gramStart"/>
+      <w:r>
+        <w:rPr>
+          <w:sz w:val="36"/>
+          <w:szCs w:val="36"/>
+        </w:rPr>
+        <w:t xml:space="preserve">  :</w:t>
+      </w:r>
+      <w:proofErr w:type="gramEnd"/>
+    </w:p>
+    <w:p>
+      <w:r>
+        <w:rPr>
+          <w:sz w:val="44"/>
+          <w:szCs w:val="44"/>
+        </w:rPr>
+        <w:t>Subject:</w:t>
+      </w:r>
+      <w:r>
+        <w:rPr>
+          <w:sz w:val="44"/>
+          <w:szCs w:val="44"/>
+        </w:rPr>
+        <w:t xml:space="preserve"> Heartfelt Thanks for Your Support</w:t>
+      </w:r>
+    </w:p>
+    <w:p>
+      <w:pPr>
+        <w:rPr>
+          <w:sz w:val="44"/>
+          <w:szCs w:val="44"/>
+        </w:rPr>
+      </w:pPr>
+      <w:r>
+        <w:rPr>
+          <w:sz w:val="44"/>
+          <w:szCs w:val="44"/>
+        </w:rPr>
+        <w:t xml:space="preserve">Dear Sanjay </w:t>
+      </w:r>
+      <w:proofErr w:type="spellStart"/>
+      <w:r>
+        <w:rPr>
+          <w:sz w:val="44"/>
+          <w:szCs w:val="44"/>
+        </w:rPr>
+        <w:t>chavda</w:t>
+      </w:r>
+      <w:proofErr w:type="spellEnd"/>
+      <w:r>
+        <w:rPr>
+          <w:sz w:val="44"/>
+          <w:szCs w:val="44"/>
+        </w:rPr>
+        <w:t>,</w:t>
+      </w:r>
+    </w:p>
+    <w:p>
+      <w:pPr>
+        <w:rPr>
+          <w:sz w:val="44"/>
+          <w:szCs w:val="44"/>
+        </w:rPr>
+      </w:pPr>
+      <w:r>
+        <w:rPr>
+          <w:sz w:val="44"/>
+          <w:szCs w:val="44"/>
+        </w:rPr>
+        <w:t>I am writing to express my sincere gratitude for your invaluable support and guidance, which played a significant role in my success in the high court exam (bailiff).</w:t>
+      </w:r>
+    </w:p>
+    <w:p>
+      <w:pPr>
+        <w:rPr>
+          <w:sz w:val="44"/>
+          <w:szCs w:val="44"/>
+        </w:rPr>
+      </w:pPr>
+      <w:r>
+        <w:rPr>
+          <w:sz w:val="44"/>
+          <w:szCs w:val="44"/>
+        </w:rPr>
+        <w:t>Your encouragement and assistance were instrumental in helping me navigate the challenges of the examination process. I truly appreciate your contribution to this achievement.</w:t>
+      </w:r>
+    </w:p>
+    <w:p>
+      <w:pPr>
+        <w:rPr>
+          <w:sz w:val="44"/>
+          <w:szCs w:val="44"/>
+        </w:rPr>
+      </w:pPr>
+      <w:r>
+        <w:rPr>
+          <w:sz w:val="44"/>
+          <w:szCs w:val="44"/>
+        </w:rPr>
+        <w:t>Thank you once again for your unwavering support.</w:t>
+      </w:r>
+    </w:p>
+    <w:p>
+      <w:r>
+        <w:rPr>
+          <w:sz w:val="44"/>
+          <w:szCs w:val="44"/>
+        </w:rPr>
+        <w:t>Warm regards,</w:t>
+      </w:r>
+      <w:r>
+        <w:br/>
+      </w:r>
+      <w:r>
+        <w:rPr>
+          <w:sz w:val="40"/>
+          <w:szCs w:val="40"/>
+        </w:rPr>
+        <w:t>Jaydip vala</w:t>
+      </w:r>
+      <w:r>
+        <w:br/>
+      </w:r>
+    </w:p>
+    <w:p>
+      <w:pPr>
+        <w:rPr>
+          <w:sz w:val="72"/>
+          <w:szCs w:val="72"/>
+        </w:rPr>
+      </w:pPr>
+      <w:r>
+        <w:rPr>
           <w:b/>
           <w:bCs/>
           <w:sz w:val="72"/>
           <w:szCs w:val="72"/>
+        </w:rPr>
+        <w:lastRenderedPageBreak/>
+        <w:t xml:space="preserve">           </w:t>
+      </w:r>
+      <w:r>
+        <w:rPr>
+          <w:sz w:val="72"/>
+          <w:szCs w:val="72"/>
+        </w:rPr>
+        <w:t>Reminder Email</w:t>
+      </w:r>
+    </w:p>
+    <w:p>
+      <w:pPr>
+        <w:rPr>
+          <w:sz w:val="36"/>
+          <w:szCs w:val="36"/>
+        </w:rPr>
+      </w:pPr>
+      <w:proofErr w:type="gramStart"/>
+      <w:r>
+        <w:rPr>
+          <w:sz w:val="36"/>
+          <w:szCs w:val="36"/>
           <w:u w:val="single"/>
         </w:rPr>
-      </w:pPr>
-      <w:r>
-        <w:t xml:space="preserve">                                  </w:t>
-      </w:r>
+        <w:t xml:space="preserve">From </w:t>
+      </w:r>
+      <w:r>
+        <w:rPr>
+          <w:sz w:val="36"/>
+          <w:szCs w:val="36"/>
+        </w:rPr>
+        <w:t>:</w:t>
+      </w:r>
+      <w:proofErr w:type="gramEnd"/>
+      <w:r>
+        <w:rPr>
+          <w:sz w:val="36"/>
+          <w:szCs w:val="36"/>
+        </w:rPr>
+        <w:t xml:space="preserve"> valajay2702@gmail.com</w:t>
+      </w:r>
+    </w:p>
+    <w:p>
+      <w:pPr>
+        <w:rPr>
+          <w:sz w:val="36"/>
+          <w:szCs w:val="36"/>
+        </w:rPr>
+      </w:pPr>
+      <w:r>
+        <w:rPr>
+          <w:sz w:val="36"/>
+          <w:szCs w:val="36"/>
+          <w:u w:val="single"/>
+        </w:rPr>
+        <w:t xml:space="preserve">To </w:t>
+      </w:r>
+      <w:r>
+        <w:rPr>
+          <w:sz w:val="36"/>
+          <w:szCs w:val="36"/>
+        </w:rPr>
+        <w:t xml:space="preserve">     </w:t>
+      </w:r>
+      <w:proofErr w:type="gramStart"/>
+      <w:r>
+        <w:rPr>
+          <w:sz w:val="36"/>
+          <w:szCs w:val="36"/>
+        </w:rPr>
+        <w:t xml:space="preserve">  :</w:t>
+      </w:r>
+      <w:proofErr w:type="gramEnd"/>
+      <w:r>
+        <w:rPr>
+          <w:sz w:val="36"/>
+          <w:szCs w:val="36"/>
+        </w:rPr>
+        <w:t xml:space="preserve"> </w:t>
+      </w:r>
+      <w:r>
+        <w:rPr>
+          <w:sz w:val="36"/>
+          <w:szCs w:val="36"/>
+        </w:rPr>
+        <w:t>jaimin1105</w:t>
+      </w:r>
+      <w:r>
+        <w:rPr>
+          <w:sz w:val="36"/>
+          <w:szCs w:val="36"/>
+        </w:rPr>
+        <w:t>@gmail.com</w:t>
+      </w:r>
+    </w:p>
+    <w:p>
+      <w:pPr>
+        <w:rPr>
+          <w:sz w:val="36"/>
+          <w:szCs w:val="36"/>
+        </w:rPr>
+      </w:pPr>
+      <w:r>
+        <w:rPr>
+          <w:sz w:val="36"/>
+          <w:szCs w:val="36"/>
+          <w:u w:val="single"/>
+        </w:rPr>
+        <w:t>Cc</w:t>
+      </w:r>
+      <w:r>
+        <w:rPr>
+          <w:sz w:val="36"/>
+          <w:szCs w:val="36"/>
+        </w:rPr>
+        <w:t xml:space="preserve">      </w:t>
+      </w:r>
+      <w:proofErr w:type="gramStart"/>
+      <w:r>
+        <w:rPr>
+          <w:sz w:val="36"/>
+          <w:szCs w:val="36"/>
+        </w:rPr>
+        <w:t xml:space="preserve">  :</w:t>
+      </w:r>
+      <w:proofErr w:type="gramEnd"/>
+      <w:r>
+        <w:rPr>
+          <w:sz w:val="36"/>
+          <w:szCs w:val="36"/>
+        </w:rPr>
+        <w:t xml:space="preserve"> </w:t>
+      </w:r>
+    </w:p>
+    <w:p>
+      <w:pPr>
+        <w:rPr>
+          <w:sz w:val="36"/>
+          <w:szCs w:val="36"/>
+        </w:rPr>
+      </w:pPr>
+      <w:r>
+        <w:rPr>
+          <w:sz w:val="36"/>
+          <w:szCs w:val="36"/>
+          <w:u w:val="single"/>
+        </w:rPr>
+        <w:t>Bcc</w:t>
+      </w:r>
+      <w:r>
+        <w:rPr>
+          <w:sz w:val="36"/>
+          <w:szCs w:val="36"/>
+        </w:rPr>
+        <w:t xml:space="preserve">    </w:t>
+      </w:r>
+      <w:proofErr w:type="gramStart"/>
+      <w:r>
+        <w:rPr>
+          <w:sz w:val="36"/>
+          <w:szCs w:val="36"/>
+        </w:rPr>
+        <w:t xml:space="preserve">  :</w:t>
+      </w:r>
+      <w:proofErr w:type="gramEnd"/>
+    </w:p>
+    <w:p>
+      <w:pPr>
+        <w:rPr>
+          <w:sz w:val="52"/>
+          <w:szCs w:val="52"/>
+        </w:rPr>
+      </w:pPr>
+      <w:r>
+        <w:rPr>
+          <w:sz w:val="52"/>
+          <w:szCs w:val="52"/>
+        </w:rPr>
+        <w:t>Subject:</w:t>
+      </w:r>
+      <w:r>
+        <w:rPr>
+          <w:sz w:val="52"/>
+          <w:szCs w:val="52"/>
+        </w:rPr>
+        <w:t xml:space="preserve"> Gentle Reminder: [</w:t>
+      </w:r>
+      <w:r>
+        <w:rPr>
+          <w:sz w:val="52"/>
+          <w:szCs w:val="52"/>
+        </w:rPr>
+        <w:t>the Indian constitution</w:t>
+      </w:r>
+      <w:r>
+        <w:rPr>
+          <w:sz w:val="52"/>
+          <w:szCs w:val="52"/>
+        </w:rPr>
+        <w:t>]</w:t>
+      </w:r>
+    </w:p>
+    <w:p>
+      <w:pPr>
+        <w:rPr>
+          <w:sz w:val="52"/>
+          <w:szCs w:val="52"/>
+        </w:rPr>
+      </w:pPr>
+      <w:r>
+        <w:rPr>
+          <w:sz w:val="52"/>
+          <w:szCs w:val="52"/>
+        </w:rPr>
+        <w:t xml:space="preserve">Dear </w:t>
+      </w:r>
+      <w:proofErr w:type="spellStart"/>
+      <w:proofErr w:type="gramStart"/>
+      <w:r>
+        <w:rPr>
+          <w:sz w:val="52"/>
+          <w:szCs w:val="52"/>
+        </w:rPr>
+        <w:t>naman,Sanjay</w:t>
+      </w:r>
+      <w:proofErr w:type="gramEnd"/>
+      <w:r>
+        <w:rPr>
+          <w:sz w:val="52"/>
+          <w:szCs w:val="52"/>
+        </w:rPr>
+        <w:t>,</w:t>
+      </w:r>
+      <w:proofErr w:type="gramStart"/>
+      <w:r>
+        <w:rPr>
+          <w:sz w:val="52"/>
+          <w:szCs w:val="52"/>
+        </w:rPr>
+        <w:t>jaimin,nirav</w:t>
+      </w:r>
+      <w:proofErr w:type="spellEnd"/>
+      <w:proofErr w:type="gramEnd"/>
+    </w:p>
+    <w:p>
+      <w:pPr>
+        <w:rPr>
+          <w:sz w:val="52"/>
+          <w:szCs w:val="52"/>
+        </w:rPr>
+      </w:pPr>
+      <w:r>
+        <w:rPr>
+          <w:sz w:val="52"/>
+          <w:szCs w:val="52"/>
+        </w:rPr>
+        <w:t>I hope this message finds you well.</w:t>
+      </w:r>
+    </w:p>
+    <w:p>
+      <w:pPr>
+        <w:rPr>
+          <w:sz w:val="52"/>
+          <w:szCs w:val="52"/>
+        </w:rPr>
+      </w:pPr>
+      <w:r>
+        <w:rPr>
+          <w:sz w:val="52"/>
+          <w:szCs w:val="52"/>
+        </w:rPr>
+        <w:t xml:space="preserve">I wanted to kindly remind you about the upcoming meeting scheduled for [11/05/2025] at [2 to 4pm]. Please let me know if you have any questions or need further information. </w:t>
+      </w:r>
+    </w:p>
+    <w:p>
+      <w:pPr>
+        <w:rPr>
+          <w:sz w:val="52"/>
+          <w:szCs w:val="52"/>
+        </w:rPr>
+      </w:pPr>
+      <w:r>
+        <w:rPr>
+          <w:sz w:val="52"/>
+          <w:szCs w:val="52"/>
+        </w:rPr>
+        <w:t>Looking forward to your response.</w:t>
+      </w:r>
+    </w:p>
+    <w:p>
+      <w:r>
+        <w:rPr>
+          <w:sz w:val="52"/>
+          <w:szCs w:val="52"/>
+        </w:rPr>
+        <w:t>Best regards,</w:t>
+      </w:r>
+      <w:r>
+        <w:rPr>
+          <w:sz w:val="52"/>
+          <w:szCs w:val="52"/>
+        </w:rPr>
+        <w:br/>
+      </w:r>
+      <w:proofErr w:type="spellStart"/>
+      <w:r>
+        <w:rPr>
+          <w:sz w:val="52"/>
+          <w:szCs w:val="52"/>
+        </w:rPr>
+        <w:t>jaydip</w:t>
+      </w:r>
+      <w:proofErr w:type="spellEnd"/>
+      <w:r>
+        <w:rPr>
+          <w:sz w:val="52"/>
+          <w:szCs w:val="52"/>
+        </w:rPr>
+        <w:t xml:space="preserve"> vala</w:t>
+      </w:r>
+      <w:r>
+        <w:rPr>
+          <w:sz w:val="52"/>
+          <w:szCs w:val="52"/>
+        </w:rPr>
+        <w:br/>
+      </w:r>
+    </w:p>
+    <w:p>
+      <w:pPr>
+        <w:rPr>
+          <w:sz w:val="72"/>
+          <w:szCs w:val="72"/>
+        </w:rPr>
+      </w:pPr>
       <w:r>
         <w:rPr>
           <w:b/>
           <w:bCs/>
           <w:sz w:val="72"/>
           <w:szCs w:val="72"/>
+        </w:rPr>
+        <w:lastRenderedPageBreak/>
+        <w:t xml:space="preserve">          </w:t>
+      </w:r>
+      <w:r>
+        <w:rPr>
+          <w:sz w:val="72"/>
+          <w:szCs w:val="72"/>
+        </w:rPr>
+        <w:t>Letter of Apology</w:t>
+      </w:r>
+    </w:p>
+    <w:p>
+      <w:pPr>
+        <w:rPr>
+          <w:sz w:val="36"/>
+          <w:szCs w:val="36"/>
+        </w:rPr>
+      </w:pPr>
+      <w:proofErr w:type="gramStart"/>
+      <w:r>
+        <w:rPr>
+          <w:sz w:val="36"/>
+          <w:szCs w:val="36"/>
           <w:u w:val="single"/>
         </w:rPr>
-        <w:t>Thank you Email</w:t>
-      </w:r>
-    </w:p>
-    <w:p>
-      <w:pPr>
-        <w:rPr>
-          <w:sz w:val="36"/>
-          <w:szCs w:val="36"/>
-        </w:rPr>
-      </w:pPr>
+        <w:t xml:space="preserve">From </w:t>
+      </w:r>
+      <w:r>
+        <w:rPr>
+          <w:sz w:val="36"/>
+          <w:szCs w:val="36"/>
+        </w:rPr>
+        <w:t>:</w:t>
+      </w:r>
+      <w:proofErr w:type="gramEnd"/>
+      <w:r>
+        <w:rPr>
+          <w:sz w:val="36"/>
+          <w:szCs w:val="36"/>
+        </w:rPr>
+        <w:t xml:space="preserve"> valajay2702@gmail.com</w:t>
+      </w:r>
+    </w:p>
+    <w:p>
+      <w:pPr>
+        <w:rPr>
+          <w:sz w:val="36"/>
+          <w:szCs w:val="36"/>
+        </w:rPr>
+      </w:pPr>
+      <w:r>
+        <w:rPr>
+          <w:sz w:val="36"/>
+          <w:szCs w:val="36"/>
+          <w:u w:val="single"/>
+        </w:rPr>
+        <w:t xml:space="preserve">To </w:t>
+      </w:r>
+      <w:r>
+        <w:rPr>
+          <w:sz w:val="36"/>
+          <w:szCs w:val="36"/>
+        </w:rPr>
+        <w:t xml:space="preserve">     </w:t>
+      </w:r>
       <w:proofErr w:type="gramStart"/>
       <w:r>
         <w:rPr>
           <w:sz w:val="36"/>
           <w:szCs w:val="36"/>
+        </w:rPr>
+        <w:t xml:space="preserve">  :</w:t>
+      </w:r>
+      <w:proofErr w:type="gramEnd"/>
+      <w:r>
+        <w:rPr>
+          <w:sz w:val="36"/>
+          <w:szCs w:val="36"/>
+        </w:rPr>
+        <w:t xml:space="preserve"> </w:t>
+      </w:r>
+      <w:r>
+        <w:rPr>
+          <w:sz w:val="36"/>
+          <w:szCs w:val="36"/>
+        </w:rPr>
+        <w:t>rajiv</w:t>
+      </w:r>
+      <w:r>
+        <w:rPr>
+          <w:sz w:val="36"/>
+          <w:szCs w:val="36"/>
+        </w:rPr>
+        <w:t>105</w:t>
+      </w:r>
+      <w:r>
+        <w:rPr>
+          <w:sz w:val="36"/>
+          <w:szCs w:val="36"/>
+        </w:rPr>
+        <w:t>@gmail.com</w:t>
+      </w:r>
+    </w:p>
+    <w:p>
+      <w:pPr>
+        <w:rPr>
+          <w:sz w:val="36"/>
+          <w:szCs w:val="36"/>
+        </w:rPr>
+      </w:pPr>
+      <w:r>
+        <w:rPr>
+          <w:sz w:val="36"/>
+          <w:szCs w:val="36"/>
           <w:u w:val="single"/>
         </w:rPr>
+        <w:t>Cc</w:t>
+      </w:r>
+      <w:r>
+        <w:rPr>
+          <w:sz w:val="36"/>
+          <w:szCs w:val="36"/>
+        </w:rPr>
+        <w:t xml:space="preserve">      </w:t>
+      </w:r>
+      <w:proofErr w:type="gramStart"/>
+      <w:r>
+        <w:rPr>
+          <w:sz w:val="36"/>
+          <w:szCs w:val="36"/>
+        </w:rPr>
+        <w:t xml:space="preserve">  :</w:t>
+      </w:r>
+      <w:proofErr w:type="gramEnd"/>
+      <w:r>
+        <w:rPr>
+          <w:sz w:val="36"/>
+          <w:szCs w:val="36"/>
+        </w:rPr>
+        <w:t xml:space="preserve"> </w:t>
+      </w:r>
+    </w:p>
+    <w:p>
+      <w:pPr>
+        <w:rPr>
+          <w:sz w:val="36"/>
+          <w:szCs w:val="36"/>
+        </w:rPr>
+      </w:pPr>
+      <w:r>
+        <w:rPr>
+          <w:sz w:val="36"/>
+          <w:szCs w:val="36"/>
+          <w:u w:val="single"/>
+        </w:rPr>
+        <w:t>Bcc</w:t>
+      </w:r>
+      <w:r>
+        <w:rPr>
+          <w:sz w:val="36"/>
+          <w:szCs w:val="36"/>
+        </w:rPr>
+        <w:t xml:space="preserve">    </w:t>
+      </w:r>
+      <w:proofErr w:type="gramStart"/>
+      <w:r>
+        <w:rPr>
+          <w:sz w:val="36"/>
+          <w:szCs w:val="36"/>
+        </w:rPr>
+        <w:t xml:space="preserve">  :</w:t>
+      </w:r>
+      <w:proofErr w:type="gramEnd"/>
+    </w:p>
+    <w:p>
+      <w:pPr>
+        <w:rPr>
+          <w:sz w:val="40"/>
+          <w:szCs w:val="40"/>
+        </w:rPr>
+      </w:pPr>
+      <w:r>
+        <w:rPr>
+          <w:sz w:val="40"/>
+          <w:szCs w:val="40"/>
+        </w:rPr>
+        <w:t>Subject:</w:t>
+      </w:r>
+      <w:r>
+        <w:rPr>
+          <w:sz w:val="40"/>
+          <w:szCs w:val="40"/>
+        </w:rPr>
+        <w:t xml:space="preserve"> Apology for </w:t>
+      </w:r>
+      <w:proofErr w:type="spellStart"/>
+      <w:r>
+        <w:rPr>
+          <w:sz w:val="40"/>
+          <w:szCs w:val="40"/>
+        </w:rPr>
+        <w:t>lated</w:t>
+      </w:r>
+      <w:proofErr w:type="spellEnd"/>
+      <w:r>
+        <w:rPr>
+          <w:sz w:val="40"/>
+          <w:szCs w:val="40"/>
+        </w:rPr>
+        <w:t xml:space="preserve"> in the meeting</w:t>
+      </w:r>
+    </w:p>
+    <w:p>
+      <w:pPr>
+        <w:rPr>
+          <w:sz w:val="40"/>
+          <w:szCs w:val="40"/>
+        </w:rPr>
+      </w:pPr>
+      <w:r>
+        <w:rPr>
+          <w:sz w:val="40"/>
+          <w:szCs w:val="40"/>
+        </w:rPr>
+        <w:t>Dear sir,</w:t>
+      </w:r>
+    </w:p>
+    <w:p>
+      <w:pPr>
+        <w:rPr>
+          <w:sz w:val="40"/>
+          <w:szCs w:val="40"/>
+        </w:rPr>
+      </w:pPr>
+      <w:r>
+        <w:rPr>
+          <w:sz w:val="40"/>
+          <w:szCs w:val="40"/>
+        </w:rPr>
+        <w:t>I hope this message finds you well.</w:t>
+      </w:r>
+    </w:p>
+    <w:p>
+      <w:pPr>
+        <w:rPr>
+          <w:sz w:val="40"/>
+          <w:szCs w:val="40"/>
+        </w:rPr>
+      </w:pPr>
+      <w:r>
+        <w:rPr>
+          <w:sz w:val="40"/>
+          <w:szCs w:val="40"/>
+        </w:rPr>
+        <w:t>I am writing to sincerely apologize for "missing our scheduled meeting on [Date 11/05/2025] I understand that my actions may have caused inconvenience, and I take full responsibility for the oversight.</w:t>
+      </w:r>
+    </w:p>
+    <w:p>
+      <w:pPr>
+        <w:rPr>
+          <w:sz w:val="40"/>
+          <w:szCs w:val="40"/>
+        </w:rPr>
+      </w:pPr>
+      <w:r>
+        <w:rPr>
+          <w:sz w:val="40"/>
+          <w:szCs w:val="40"/>
+        </w:rPr>
+        <w:t>To ensure this does not happen again, I have I value our business and am committed to maintaining the highest standards moving forward.</w:t>
+      </w:r>
+    </w:p>
+    <w:p>
+      <w:pPr>
+        <w:rPr>
+          <w:sz w:val="40"/>
+          <w:szCs w:val="40"/>
+        </w:rPr>
+      </w:pPr>
+      <w:r>
+        <w:rPr>
+          <w:sz w:val="40"/>
+          <w:szCs w:val="40"/>
+        </w:rPr>
+        <w:t>Please let me know if there's anything I can do to make amends or assist further.</w:t>
+      </w:r>
+    </w:p>
+    <w:p>
+      <w:pPr>
+        <w:rPr>
+          <w:sz w:val="40"/>
+          <w:szCs w:val="40"/>
+        </w:rPr>
+      </w:pPr>
+      <w:r>
+        <w:rPr>
+          <w:sz w:val="40"/>
+          <w:szCs w:val="40"/>
+        </w:rPr>
+        <w:t>Thank you for your understanding.</w:t>
+      </w:r>
+    </w:p>
+    <w:p>
+      <w:pPr>
+        <w:rPr>
+          <w:sz w:val="40"/>
+          <w:szCs w:val="40"/>
+        </w:rPr>
+      </w:pPr>
+      <w:r>
+        <w:rPr>
+          <w:sz w:val="40"/>
+          <w:szCs w:val="40"/>
+        </w:rPr>
+        <w:t>Best regards,</w:t>
+      </w:r>
+      <w:r>
+        <w:rPr>
+          <w:sz w:val="40"/>
+          <w:szCs w:val="40"/>
+        </w:rPr>
+        <w:br/>
+      </w:r>
+      <w:proofErr w:type="spellStart"/>
+      <w:r>
+        <w:rPr>
+          <w:sz w:val="40"/>
+          <w:szCs w:val="40"/>
+        </w:rPr>
+        <w:t>jaydip</w:t>
+      </w:r>
+      <w:proofErr w:type="spellEnd"/>
+      <w:r>
+        <w:rPr>
+          <w:sz w:val="40"/>
+          <w:szCs w:val="40"/>
+        </w:rPr>
+        <w:t xml:space="preserve"> </w:t>
+      </w:r>
+      <w:proofErr w:type="spellStart"/>
+      <w:r>
+        <w:rPr>
+          <w:sz w:val="40"/>
+          <w:szCs w:val="40"/>
+        </w:rPr>
+        <w:t>vala</w:t>
+      </w:r>
+      <w:proofErr w:type="spellEnd"/>
+    </w:p>
+    <w:p>
+      <w:pPr>
+        <w:rPr>
+          <w:sz w:val="56"/>
+          <w:szCs w:val="56"/>
+        </w:rPr>
+      </w:pPr>
+      <w:r>
+        <w:rPr>
+          <w:sz w:val="56"/>
+          <w:szCs w:val="56"/>
+        </w:rPr>
+        <w:lastRenderedPageBreak/>
+        <w:t>Asking for a Raise in Salary</w:t>
+      </w:r>
+    </w:p>
+    <w:p>
+      <w:pPr>
+        <w:rPr>
+          <w:sz w:val="36"/>
+          <w:szCs w:val="36"/>
+        </w:rPr>
+      </w:pPr>
+      <w:proofErr w:type="gramStart"/>
+      <w:r>
+        <w:rPr>
+          <w:sz w:val="36"/>
+          <w:szCs w:val="36"/>
+          <w:u w:val="single"/>
+        </w:rPr>
         <w:t xml:space="preserve">From </w:t>
       </w:r>
       <w:r>
@@ -55,6 +1027,45 @@
           <w:sz w:val="36"/>
           <w:szCs w:val="36"/>
         </w:rPr>
+        <w:t xml:space="preserve"> valajay2702@gmail.com</w:t>
+      </w:r>
+    </w:p>
+    <w:p>
+      <w:pPr>
+        <w:rPr>
+          <w:sz w:val="36"/>
+          <w:szCs w:val="36"/>
+        </w:rPr>
+      </w:pPr>
+      <w:r>
+        <w:rPr>
+          <w:sz w:val="36"/>
+          <w:szCs w:val="36"/>
+          <w:u w:val="single"/>
+        </w:rPr>
+        <w:t xml:space="preserve">To </w:t>
+      </w:r>
+      <w:r>
+        <w:rPr>
+          <w:sz w:val="36"/>
+          <w:szCs w:val="36"/>
+        </w:rPr>
+        <w:t xml:space="preserve">     </w:t>
+      </w:r>
+      <w:proofErr w:type="gramStart"/>
+      <w:r>
+        <w:rPr>
+          <w:sz w:val="36"/>
+          <w:szCs w:val="36"/>
+        </w:rPr>
+        <w:t xml:space="preserve">  :</w:t>
+      </w:r>
+      <w:proofErr w:type="gramEnd"/>
+      <w:r>
+        <w:rPr>
+          <w:sz w:val="36"/>
+          <w:szCs w:val="36"/>
+        </w:rPr>
         <w:t xml:space="preserve"> </w:t>
       </w:r>
       <w:r>
@@ -62,7 +1073,21 @@
           <w:sz w:val="36"/>
           <w:szCs w:val="36"/>
         </w:rPr>
-        <w:t>valajay2702@gmail.com</w:t>
+        <w:t>aaryan46</w:t>
+      </w:r>
+      <w:r>
+        <w:rPr>
+          <w:sz w:val="36"/>
+          <w:szCs w:val="36"/>
+        </w:rPr>
+        <w:t>5</w:t>
+      </w:r>
+      <w:r>
+        <w:rPr>
+          <w:sz w:val="36"/>
+          <w:szCs w:val="36"/>
+        </w:rPr>
+        <w:t>@gmail.com</w:t>
       </w:r>
     </w:p>
     <w:p>
@@ -78,6 +1103,283 @@
           <w:szCs w:val="36"/>
           <w:u w:val="single"/>
         </w:rPr>
+        <w:t>Cc</w:t>
+      </w:r>
+      <w:r>
+        <w:rPr>
+          <w:sz w:val="36"/>
+          <w:szCs w:val="36"/>
+        </w:rPr>
+        <w:t xml:space="preserve">      </w:t>
+      </w:r>
+      <w:proofErr w:type="gramStart"/>
+      <w:r>
+        <w:rPr>
+          <w:sz w:val="36"/>
+          <w:szCs w:val="36"/>
+        </w:rPr>
+        <w:t xml:space="preserve">  :</w:t>
+      </w:r>
+      <w:proofErr w:type="gramEnd"/>
+      <w:r>
+        <w:rPr>
+          <w:sz w:val="36"/>
+          <w:szCs w:val="36"/>
+        </w:rPr>
+        <w:t xml:space="preserve"> </w:t>
+      </w:r>
+    </w:p>
+    <w:p>
+      <w:pPr>
+        <w:rPr>
+          <w:sz w:val="36"/>
+          <w:szCs w:val="36"/>
+        </w:rPr>
+      </w:pPr>
+      <w:r>
+        <w:rPr>
+          <w:sz w:val="36"/>
+          <w:szCs w:val="36"/>
+          <w:u w:val="single"/>
+        </w:rPr>
+        <w:t>Bcc</w:t>
+      </w:r>
+      <w:r>
+        <w:rPr>
+          <w:sz w:val="36"/>
+          <w:szCs w:val="36"/>
+        </w:rPr>
+        <w:t xml:space="preserve">    </w:t>
+      </w:r>
+      <w:proofErr w:type="gramStart"/>
+      <w:r>
+        <w:rPr>
+          <w:sz w:val="36"/>
+          <w:szCs w:val="36"/>
+        </w:rPr>
+        <w:t xml:space="preserve">  :</w:t>
+      </w:r>
+      <w:proofErr w:type="gramEnd"/>
+    </w:p>
+    <w:p>
+      <w:pPr>
+        <w:rPr>
+          <w:sz w:val="40"/>
+          <w:szCs w:val="40"/>
+        </w:rPr>
+      </w:pPr>
+      <w:r>
+        <w:rPr>
+          <w:sz w:val="40"/>
+          <w:szCs w:val="40"/>
+        </w:rPr>
+        <w:t>Subject:</w:t>
+      </w:r>
+      <w:r>
+        <w:rPr>
+          <w:sz w:val="40"/>
+          <w:szCs w:val="40"/>
+        </w:rPr>
+        <w:t xml:space="preserve"> Request for Salary </w:t>
+      </w:r>
+    </w:p>
+    <w:p>
+      <w:pPr>
+        <w:rPr>
+          <w:sz w:val="40"/>
+          <w:szCs w:val="40"/>
+        </w:rPr>
+      </w:pPr>
+      <w:r>
+        <w:rPr>
+          <w:sz w:val="40"/>
+          <w:szCs w:val="40"/>
+        </w:rPr>
+        <w:t xml:space="preserve">Dear </w:t>
+      </w:r>
+      <w:r>
+        <w:rPr>
+          <w:sz w:val="40"/>
+          <w:szCs w:val="40"/>
+        </w:rPr>
+        <w:t>sir,</w:t>
+      </w:r>
+    </w:p>
+    <w:p>
+      <w:pPr>
+        <w:rPr>
+          <w:sz w:val="40"/>
+          <w:szCs w:val="40"/>
+        </w:rPr>
+      </w:pPr>
+      <w:r>
+        <w:rPr>
+          <w:sz w:val="40"/>
+          <w:szCs w:val="40"/>
+        </w:rPr>
+        <w:t>I hope this message finds you well.</w:t>
+      </w:r>
+      <w:r>
+        <w:rPr>
+          <w:sz w:val="40"/>
+          <w:szCs w:val="40"/>
+        </w:rPr>
+        <w:t xml:space="preserve"> </w:t>
+      </w:r>
+      <w:r>
+        <w:rPr>
+          <w:sz w:val="40"/>
+          <w:szCs w:val="40"/>
+        </w:rPr>
+        <w:t xml:space="preserve">I am writing to formally request a review of my current salary. Over the </w:t>
+      </w:r>
+      <w:proofErr w:type="gramStart"/>
+      <w:r>
+        <w:rPr>
+          <w:sz w:val="40"/>
+          <w:szCs w:val="40"/>
+        </w:rPr>
+        <w:t>past  I</w:t>
+      </w:r>
+      <w:proofErr w:type="gramEnd"/>
+      <w:r>
+        <w:rPr>
+          <w:sz w:val="40"/>
+          <w:szCs w:val="40"/>
+        </w:rPr>
+        <w:t xml:space="preserve"> have taken on additional responsibilities and have consistently delivered results that contribute to our team's success. According to my research on industry standards for my role and experience level, a salary adjustment would align my compensation with the market rate and reflect my contributions accurately.</w:t>
+      </w:r>
+    </w:p>
+    <w:p>
+      <w:pPr>
+        <w:rPr>
+          <w:sz w:val="40"/>
+          <w:szCs w:val="40"/>
+        </w:rPr>
+      </w:pPr>
+      <w:r>
+        <w:rPr>
+          <w:sz w:val="40"/>
+          <w:szCs w:val="40"/>
+        </w:rPr>
+        <w:t>Thank you for considering my request. I am committed to continuing to contribute positively to our team's objectives.</w:t>
+      </w:r>
+    </w:p>
+    <w:p>
+      <w:pPr>
+        <w:rPr>
+          <w:sz w:val="40"/>
+          <w:szCs w:val="40"/>
+        </w:rPr>
+      </w:pPr>
+      <w:r>
+        <w:rPr>
+          <w:sz w:val="40"/>
+          <w:szCs w:val="40"/>
+        </w:rPr>
+        <w:t>Best regards,</w:t>
+      </w:r>
+      <w:r>
+        <w:rPr>
+          <w:sz w:val="40"/>
+          <w:szCs w:val="40"/>
+        </w:rPr>
+        <w:br/>
+      </w:r>
+      <w:proofErr w:type="spellStart"/>
+      <w:r>
+        <w:rPr>
+          <w:sz w:val="40"/>
+          <w:szCs w:val="40"/>
+        </w:rPr>
+        <w:t>jaydip</w:t>
+      </w:r>
+      <w:proofErr w:type="spellEnd"/>
+      <w:r>
+        <w:rPr>
+          <w:sz w:val="40"/>
+          <w:szCs w:val="40"/>
+        </w:rPr>
+        <w:t xml:space="preserve"> </w:t>
+      </w:r>
+      <w:proofErr w:type="spellStart"/>
+      <w:r>
+        <w:rPr>
+          <w:sz w:val="40"/>
+          <w:szCs w:val="40"/>
+        </w:rPr>
+        <w:t>vala</w:t>
+      </w:r>
+      <w:proofErr w:type="spellEnd"/>
+      <w:r>
+        <w:rPr>
+          <w:sz w:val="40"/>
+          <w:szCs w:val="40"/>
+        </w:rPr>
+        <w:br/>
+      </w:r>
+    </w:p>
+    <w:p>
+      <w:pPr>
+        <w:rPr>
+          <w:sz w:val="56"/>
+          <w:szCs w:val="56"/>
+        </w:rPr>
+      </w:pPr>
+      <w:r>
+        <w:rPr>
+          <w:sz w:val="56"/>
+          <w:szCs w:val="56"/>
+        </w:rPr>
+        <w:lastRenderedPageBreak/>
+        <w:t>Resignation Email</w:t>
+      </w:r>
+    </w:p>
+    <w:p>
+      <w:pPr>
+        <w:rPr>
+          <w:sz w:val="36"/>
+          <w:szCs w:val="36"/>
+        </w:rPr>
+      </w:pPr>
+      <w:proofErr w:type="gramStart"/>
+      <w:r>
+        <w:rPr>
+          <w:sz w:val="36"/>
+          <w:szCs w:val="36"/>
+          <w:u w:val="single"/>
+        </w:rPr>
+        <w:t xml:space="preserve">From </w:t>
+      </w:r>
+      <w:r>
+        <w:rPr>
+          <w:sz w:val="36"/>
+          <w:szCs w:val="36"/>
+        </w:rPr>
+        <w:t>:</w:t>
+      </w:r>
+      <w:proofErr w:type="gramEnd"/>
+      <w:r>
+        <w:rPr>
+          <w:sz w:val="36"/>
+          <w:szCs w:val="36"/>
+        </w:rPr>
+        <w:t xml:space="preserve"> valajay2702@gmail.com</w:t>
+      </w:r>
+    </w:p>
+    <w:p>
+      <w:pPr>
+        <w:rPr>
+          <w:sz w:val="36"/>
+          <w:szCs w:val="36"/>
+        </w:rPr>
+      </w:pPr>
+      <w:r>
+        <w:rPr>
+          <w:sz w:val="36"/>
+          <w:szCs w:val="36"/>
+          <w:u w:val="single"/>
+        </w:rPr>
         <w:t xml:space="preserve">To </w:t>
       </w:r>
       <w:r>
@@ -108,7 +1410,7 @@
           <w:sz w:val="36"/>
           <w:szCs w:val="36"/>
         </w:rPr>
-        <w:t>naman</w:t>
+        <w:t>aaryan465</w:t>
       </w:r>
       <w:r>
         <w:rPr>
@@ -190,6 +1492,19 @@
       <w:proofErr w:type="gramEnd"/>
     </w:p>
     <w:p>
+      <w:pPr>
+        <w:rPr>
+          <w:sz w:val="44"/>
+          <w:szCs w:val="44"/>
+        </w:rPr>
+      </w:pPr>
+      <w:r>
+        <w:rPr>
+          <w:sz w:val="44"/>
+          <w:szCs w:val="44"/>
+        </w:rPr>
+        <w:t>Subject</w:t>
+      </w:r>
       <w:r>
         <w:rPr>
           <w:b/>
@@ -197,1488 +1512,7 @@
           <w:sz w:val="44"/>
           <w:szCs w:val="44"/>
         </w:rPr>
-        <w:t>Subject:</w:t>
-      </w:r>
-      <w:r>
-        <w:rPr>
-          <w:sz w:val="44"/>
-          <w:szCs w:val="44"/>
-        </w:rPr>
-        <w:t xml:space="preserve"> Heartfelt Thanks for Your Support</w:t>
-      </w:r>
-    </w:p>
-    <w:p>
-      <w:pPr>
-        <w:rPr>
-          <w:sz w:val="44"/>
-          <w:szCs w:val="44"/>
-        </w:rPr>
-      </w:pPr>
-      <w:r>
-        <w:rPr>
-          <w:b/>
-          <w:bCs/>
-          <w:sz w:val="44"/>
-          <w:szCs w:val="44"/>
-        </w:rPr>
-        <w:t xml:space="preserve">Dear [Sanjay </w:t>
-      </w:r>
-      <w:proofErr w:type="spellStart"/>
-      <w:r>
-        <w:rPr>
-          <w:b/>
-          <w:bCs/>
-          <w:sz w:val="44"/>
-          <w:szCs w:val="44"/>
-        </w:rPr>
-        <w:t>chavda</w:t>
-      </w:r>
-      <w:proofErr w:type="spellEnd"/>
-      <w:r>
-        <w:rPr>
-          <w:b/>
-          <w:bCs/>
-          <w:sz w:val="44"/>
-          <w:szCs w:val="44"/>
-        </w:rPr>
-        <w:t>],</w:t>
-      </w:r>
-    </w:p>
-    <w:p>
-      <w:pPr>
-        <w:rPr>
-          <w:sz w:val="44"/>
-          <w:szCs w:val="44"/>
-        </w:rPr>
-      </w:pPr>
-      <w:r>
-        <w:rPr>
-          <w:sz w:val="44"/>
-          <w:szCs w:val="44"/>
-        </w:rPr>
-        <w:t>I am writing to express my sincere gratitude for your invaluable support and guidance, which played a significant role in my success in the high court exam (bailiff).</w:t>
-      </w:r>
-    </w:p>
-    <w:p>
-      <w:pPr>
-        <w:rPr>
-          <w:sz w:val="44"/>
-          <w:szCs w:val="44"/>
-        </w:rPr>
-      </w:pPr>
-      <w:r>
-        <w:rPr>
-          <w:sz w:val="44"/>
-          <w:szCs w:val="44"/>
-        </w:rPr>
-        <w:t>Your encouragement and assistance were instrumental in helping me navigate the challenges of the examination process. I truly appreciate your contribution to this achievement.</w:t>
-      </w:r>
-    </w:p>
-    <w:p>
-      <w:pPr>
-        <w:rPr>
-          <w:sz w:val="44"/>
-          <w:szCs w:val="44"/>
-        </w:rPr>
-      </w:pPr>
-      <w:r>
-        <w:rPr>
-          <w:sz w:val="44"/>
-          <w:szCs w:val="44"/>
-        </w:rPr>
-        <w:t>Thank you once again for your unwavering support.</w:t>
-      </w:r>
-    </w:p>
-    <w:p>
-      <w:r>
-        <w:rPr>
-          <w:b/>
-          <w:bCs/>
-          <w:sz w:val="44"/>
-          <w:szCs w:val="44"/>
-        </w:rPr>
-        <w:t>Warm regards,</w:t>
-      </w:r>
-      <w:r>
-        <w:br/>
-      </w:r>
-      <w:r>
-        <w:rPr>
-          <w:sz w:val="40"/>
-          <w:szCs w:val="40"/>
-        </w:rPr>
-        <w:t xml:space="preserve">[Jaydip </w:t>
-      </w:r>
-      <w:proofErr w:type="spellStart"/>
-      <w:r>
-        <w:rPr>
-          <w:sz w:val="40"/>
-          <w:szCs w:val="40"/>
-        </w:rPr>
-        <w:t>vala</w:t>
-      </w:r>
-      <w:proofErr w:type="spellEnd"/>
-      <w:r>
-        <w:rPr>
-          <w:sz w:val="40"/>
-          <w:szCs w:val="40"/>
-        </w:rPr>
-        <w:t>]</w:t>
-      </w:r>
-      <w:r>
-        <w:br/>
-      </w:r>
-    </w:p>
-    <w:p>
-      <w:pPr>
-        <w:rPr>
-          <w:b/>
-          <w:bCs/>
-          <w:sz w:val="72"/>
-          <w:szCs w:val="72"/>
-          <w:u w:val="single"/>
-        </w:rPr>
-      </w:pPr>
-      <w:r>
-        <w:rPr>
-          <w:b/>
-          <w:bCs/>
-          <w:sz w:val="72"/>
-          <w:szCs w:val="72"/>
-        </w:rPr>
-        <w:lastRenderedPageBreak/>
-        <w:t xml:space="preserve">           </w:t>
-      </w:r>
-      <w:r>
-        <w:rPr>
-          <w:b/>
-          <w:bCs/>
-          <w:sz w:val="72"/>
-          <w:szCs w:val="72"/>
-          <w:u w:val="single"/>
-        </w:rPr>
-        <w:t>Reminder Ema</w:t>
-      </w:r>
-      <w:r>
-        <w:rPr>
-          <w:b/>
-          <w:bCs/>
-          <w:sz w:val="72"/>
-          <w:szCs w:val="72"/>
-          <w:u w:val="single"/>
-        </w:rPr>
-        <w:t>il</w:t>
-      </w:r>
-    </w:p>
-    <w:p>
-      <w:pPr>
-        <w:rPr>
-          <w:sz w:val="36"/>
-          <w:szCs w:val="36"/>
-        </w:rPr>
-      </w:pPr>
-      <w:proofErr w:type="gramStart"/>
-      <w:r>
-        <w:rPr>
-          <w:sz w:val="36"/>
-          <w:szCs w:val="36"/>
-          <w:u w:val="single"/>
-        </w:rPr>
-        <w:t xml:space="preserve">From </w:t>
-      </w:r>
-      <w:r>
-        <w:rPr>
-          <w:sz w:val="36"/>
-          <w:szCs w:val="36"/>
-        </w:rPr>
         <w:t>:</w:t>
-      </w:r>
-      <w:proofErr w:type="gramEnd"/>
-      <w:r>
-        <w:rPr>
-          <w:sz w:val="36"/>
-          <w:szCs w:val="36"/>
-        </w:rPr>
-        <w:t xml:space="preserve"> valajay2702@gmail.com</w:t>
-      </w:r>
-    </w:p>
-    <w:p>
-      <w:pPr>
-        <w:rPr>
-          <w:sz w:val="36"/>
-          <w:szCs w:val="36"/>
-        </w:rPr>
-      </w:pPr>
-      <w:r>
-        <w:rPr>
-          <w:sz w:val="36"/>
-          <w:szCs w:val="36"/>
-          <w:u w:val="single"/>
-        </w:rPr>
-        <w:t xml:space="preserve">To </w:t>
-      </w:r>
-      <w:r>
-        <w:rPr>
-          <w:sz w:val="36"/>
-          <w:szCs w:val="36"/>
-        </w:rPr>
-        <w:t xml:space="preserve">     </w:t>
-      </w:r>
-      <w:proofErr w:type="gramStart"/>
-      <w:r>
-        <w:rPr>
-          <w:sz w:val="36"/>
-          <w:szCs w:val="36"/>
-        </w:rPr>
-        <w:t xml:space="preserve">  :</w:t>
-      </w:r>
-      <w:proofErr w:type="gramEnd"/>
-      <w:r>
-        <w:rPr>
-          <w:sz w:val="36"/>
-          <w:szCs w:val="36"/>
-        </w:rPr>
-        <w:t xml:space="preserve"> </w:t>
-      </w:r>
-      <w:r>
-        <w:rPr>
-          <w:sz w:val="36"/>
-          <w:szCs w:val="36"/>
-        </w:rPr>
-        <w:t>jaimin1105</w:t>
-      </w:r>
-      <w:r>
-        <w:rPr>
-          <w:sz w:val="36"/>
-          <w:szCs w:val="36"/>
-        </w:rPr>
-        <w:t>@gmail.com</w:t>
-      </w:r>
-    </w:p>
-    <w:p>
-      <w:pPr>
-        <w:rPr>
-          <w:sz w:val="36"/>
-          <w:szCs w:val="36"/>
-        </w:rPr>
-      </w:pPr>
-      <w:r>
-        <w:rPr>
-          <w:sz w:val="36"/>
-          <w:szCs w:val="36"/>
-          <w:u w:val="single"/>
-        </w:rPr>
-        <w:t>Cc</w:t>
-      </w:r>
-      <w:r>
-        <w:rPr>
-          <w:sz w:val="36"/>
-          <w:szCs w:val="36"/>
-        </w:rPr>
-        <w:t xml:space="preserve">      </w:t>
-      </w:r>
-      <w:proofErr w:type="gramStart"/>
-      <w:r>
-        <w:rPr>
-          <w:sz w:val="36"/>
-          <w:szCs w:val="36"/>
-        </w:rPr>
-        <w:t xml:space="preserve">  :</w:t>
-      </w:r>
-      <w:proofErr w:type="gramEnd"/>
-      <w:r>
-        <w:rPr>
-          <w:sz w:val="36"/>
-          <w:szCs w:val="36"/>
-        </w:rPr>
-        <w:t xml:space="preserve"> </w:t>
-      </w:r>
-    </w:p>
-    <w:p>
-      <w:pPr>
-        <w:rPr>
-          <w:sz w:val="36"/>
-          <w:szCs w:val="36"/>
-        </w:rPr>
-      </w:pPr>
-      <w:r>
-        <w:rPr>
-          <w:sz w:val="36"/>
-          <w:szCs w:val="36"/>
-          <w:u w:val="single"/>
-        </w:rPr>
-        <w:t>Bcc</w:t>
-      </w:r>
-      <w:r>
-        <w:rPr>
-          <w:sz w:val="36"/>
-          <w:szCs w:val="36"/>
-        </w:rPr>
-        <w:t xml:space="preserve">    </w:t>
-      </w:r>
-      <w:proofErr w:type="gramStart"/>
-      <w:r>
-        <w:rPr>
-          <w:sz w:val="36"/>
-          <w:szCs w:val="36"/>
-        </w:rPr>
-        <w:t xml:space="preserve">  :</w:t>
-      </w:r>
-      <w:proofErr w:type="gramEnd"/>
-    </w:p>
-    <w:p>
-      <w:pPr>
-        <w:rPr>
-          <w:sz w:val="52"/>
-          <w:szCs w:val="52"/>
-        </w:rPr>
-      </w:pPr>
-      <w:r>
-        <w:rPr>
-          <w:b/>
-          <w:bCs/>
-          <w:sz w:val="52"/>
-          <w:szCs w:val="52"/>
-        </w:rPr>
-        <w:t>Subject:</w:t>
-      </w:r>
-      <w:r>
-        <w:rPr>
-          <w:sz w:val="52"/>
-          <w:szCs w:val="52"/>
-        </w:rPr>
-        <w:t xml:space="preserve"> Gentle Reminder: [</w:t>
-      </w:r>
-      <w:r>
-        <w:rPr>
-          <w:sz w:val="52"/>
-          <w:szCs w:val="52"/>
-        </w:rPr>
-        <w:t>the Indian constitution</w:t>
-      </w:r>
-      <w:r>
-        <w:rPr>
-          <w:sz w:val="52"/>
-          <w:szCs w:val="52"/>
-        </w:rPr>
-        <w:t>]</w:t>
-      </w:r>
-    </w:p>
-    <w:p>
-      <w:pPr>
-        <w:rPr>
-          <w:sz w:val="52"/>
-          <w:szCs w:val="52"/>
-        </w:rPr>
-      </w:pPr>
-      <w:r>
-        <w:rPr>
-          <w:sz w:val="52"/>
-          <w:szCs w:val="52"/>
-        </w:rPr>
-        <w:t>Dear [</w:t>
-      </w:r>
-      <w:proofErr w:type="spellStart"/>
-      <w:proofErr w:type="gramStart"/>
-      <w:r>
-        <w:rPr>
-          <w:sz w:val="52"/>
-          <w:szCs w:val="52"/>
-        </w:rPr>
-        <w:t>naman,Sanjay</w:t>
-      </w:r>
-      <w:proofErr w:type="gramEnd"/>
-      <w:r>
-        <w:rPr>
-          <w:sz w:val="52"/>
-          <w:szCs w:val="52"/>
-        </w:rPr>
-        <w:t>,</w:t>
-      </w:r>
-      <w:proofErr w:type="gramStart"/>
-      <w:r>
-        <w:rPr>
-          <w:sz w:val="52"/>
-          <w:szCs w:val="52"/>
-        </w:rPr>
-        <w:t>jaimin,nirav</w:t>
-      </w:r>
-      <w:proofErr w:type="spellEnd"/>
-      <w:proofErr w:type="gramEnd"/>
-      <w:r>
-        <w:rPr>
-          <w:sz w:val="52"/>
-          <w:szCs w:val="52"/>
-        </w:rPr>
-        <w:t>],</w:t>
-      </w:r>
-    </w:p>
-    <w:p>
-      <w:pPr>
-        <w:rPr>
-          <w:sz w:val="52"/>
-          <w:szCs w:val="52"/>
-        </w:rPr>
-      </w:pPr>
-      <w:r>
-        <w:rPr>
-          <w:sz w:val="52"/>
-          <w:szCs w:val="52"/>
-        </w:rPr>
-        <w:t>I hope this message finds you well.</w:t>
-      </w:r>
-    </w:p>
-    <w:p>
-      <w:pPr>
-        <w:rPr>
-          <w:sz w:val="52"/>
-          <w:szCs w:val="52"/>
-        </w:rPr>
-      </w:pPr>
-      <w:r>
-        <w:rPr>
-          <w:sz w:val="52"/>
-          <w:szCs w:val="52"/>
-        </w:rPr>
-        <w:t>I wanted to kindly remind you about the upcoming meeting scheduled for [</w:t>
-      </w:r>
-      <w:r>
-        <w:rPr>
-          <w:sz w:val="52"/>
-          <w:szCs w:val="52"/>
-        </w:rPr>
-        <w:t>11/05/2025]</w:t>
-      </w:r>
-      <w:r>
-        <w:rPr>
-          <w:sz w:val="52"/>
-          <w:szCs w:val="52"/>
-        </w:rPr>
-        <w:t xml:space="preserve"> at [</w:t>
-      </w:r>
-      <w:r>
-        <w:rPr>
-          <w:sz w:val="52"/>
-          <w:szCs w:val="52"/>
-        </w:rPr>
-        <w:t>2 to 4pm</w:t>
-      </w:r>
-      <w:r>
-        <w:rPr>
-          <w:sz w:val="52"/>
-          <w:szCs w:val="52"/>
-        </w:rPr>
-        <w:t>]. Please let me know if you have any questions or need further information.</w:t>
-      </w:r>
-      <w:r>
-        <w:rPr>
-          <w:sz w:val="52"/>
-          <w:szCs w:val="52"/>
-        </w:rPr>
-        <w:t xml:space="preserve"> </w:t>
-      </w:r>
-    </w:p>
-    <w:p>
-      <w:pPr>
-        <w:rPr>
-          <w:sz w:val="52"/>
-          <w:szCs w:val="52"/>
-        </w:rPr>
-      </w:pPr>
-      <w:r>
-        <w:rPr>
-          <w:sz w:val="52"/>
-          <w:szCs w:val="52"/>
-        </w:rPr>
-        <w:t>Looking forward to your response.</w:t>
-      </w:r>
-    </w:p>
-    <w:p>
-      <w:r>
-        <w:rPr>
-          <w:sz w:val="52"/>
-          <w:szCs w:val="52"/>
-        </w:rPr>
-        <w:t>Best regards,</w:t>
-      </w:r>
-      <w:r>
-        <w:rPr>
-          <w:sz w:val="52"/>
-          <w:szCs w:val="52"/>
-        </w:rPr>
-        <w:br/>
-        <w:t>[</w:t>
-      </w:r>
-      <w:proofErr w:type="spellStart"/>
-      <w:r>
-        <w:rPr>
-          <w:sz w:val="52"/>
-          <w:szCs w:val="52"/>
-        </w:rPr>
-        <w:t>jaydip</w:t>
-      </w:r>
-      <w:proofErr w:type="spellEnd"/>
-      <w:r>
-        <w:rPr>
-          <w:sz w:val="52"/>
-          <w:szCs w:val="52"/>
-        </w:rPr>
-        <w:t xml:space="preserve"> </w:t>
-      </w:r>
-      <w:proofErr w:type="spellStart"/>
-      <w:r>
-        <w:rPr>
-          <w:sz w:val="52"/>
-          <w:szCs w:val="52"/>
-        </w:rPr>
-        <w:t>vala</w:t>
-      </w:r>
-      <w:proofErr w:type="spellEnd"/>
-      <w:r>
-        <w:rPr>
-          <w:sz w:val="52"/>
-          <w:szCs w:val="52"/>
-        </w:rPr>
-        <w:t>]</w:t>
-      </w:r>
-      <w:r>
-        <w:rPr>
-          <w:sz w:val="52"/>
-          <w:szCs w:val="52"/>
-        </w:rPr>
-        <w:br/>
-      </w:r>
-    </w:p>
-    <w:p>
-      <w:pPr>
-        <w:rPr>
-          <w:b/>
-          <w:bCs/>
-          <w:sz w:val="72"/>
-          <w:szCs w:val="72"/>
-          <w:u w:val="single"/>
-        </w:rPr>
-      </w:pPr>
-      <w:r>
-        <w:rPr>
-          <w:b/>
-          <w:bCs/>
-          <w:sz w:val="72"/>
-          <w:szCs w:val="72"/>
-        </w:rPr>
-        <w:lastRenderedPageBreak/>
-        <w:t xml:space="preserve">          </w:t>
-      </w:r>
-      <w:r>
-        <w:rPr>
-          <w:b/>
-          <w:bCs/>
-          <w:sz w:val="72"/>
-          <w:szCs w:val="72"/>
-          <w:u w:val="single"/>
-        </w:rPr>
-        <w:t>Letter of Apology</w:t>
-      </w:r>
-    </w:p>
-    <w:p>
-      <w:pPr>
-        <w:rPr>
-          <w:sz w:val="36"/>
-          <w:szCs w:val="36"/>
-        </w:rPr>
-      </w:pPr>
-      <w:proofErr w:type="gramStart"/>
-      <w:r>
-        <w:rPr>
-          <w:sz w:val="36"/>
-          <w:szCs w:val="36"/>
-          <w:u w:val="single"/>
-        </w:rPr>
-        <w:t xml:space="preserve">From </w:t>
-      </w:r>
-      <w:r>
-        <w:rPr>
-          <w:sz w:val="36"/>
-          <w:szCs w:val="36"/>
-        </w:rPr>
-        <w:t>:</w:t>
-      </w:r>
-      <w:proofErr w:type="gramEnd"/>
-      <w:r>
-        <w:rPr>
-          <w:sz w:val="36"/>
-          <w:szCs w:val="36"/>
-        </w:rPr>
-        <w:t xml:space="preserve"> valajay2702@gmail.com</w:t>
-      </w:r>
-    </w:p>
-    <w:p>
-      <w:pPr>
-        <w:rPr>
-          <w:sz w:val="36"/>
-          <w:szCs w:val="36"/>
-        </w:rPr>
-      </w:pPr>
-      <w:r>
-        <w:rPr>
-          <w:sz w:val="36"/>
-          <w:szCs w:val="36"/>
-          <w:u w:val="single"/>
-        </w:rPr>
-        <w:t xml:space="preserve">To </w:t>
-      </w:r>
-      <w:r>
-        <w:rPr>
-          <w:sz w:val="36"/>
-          <w:szCs w:val="36"/>
-        </w:rPr>
-        <w:t xml:space="preserve">     </w:t>
-      </w:r>
-      <w:proofErr w:type="gramStart"/>
-      <w:r>
-        <w:rPr>
-          <w:sz w:val="36"/>
-          <w:szCs w:val="36"/>
-        </w:rPr>
-        <w:t xml:space="preserve">  :</w:t>
-      </w:r>
-      <w:proofErr w:type="gramEnd"/>
-      <w:r>
-        <w:rPr>
-          <w:sz w:val="36"/>
-          <w:szCs w:val="36"/>
-        </w:rPr>
-        <w:t xml:space="preserve"> </w:t>
-      </w:r>
-      <w:r>
-        <w:rPr>
-          <w:sz w:val="36"/>
-          <w:szCs w:val="36"/>
-        </w:rPr>
-        <w:t>rajiv</w:t>
-      </w:r>
-      <w:r>
-        <w:rPr>
-          <w:sz w:val="36"/>
-          <w:szCs w:val="36"/>
-        </w:rPr>
-        <w:t>105</w:t>
-      </w:r>
-      <w:r>
-        <w:rPr>
-          <w:sz w:val="36"/>
-          <w:szCs w:val="36"/>
-        </w:rPr>
-        <w:t>@gmail.com</w:t>
-      </w:r>
-    </w:p>
-    <w:p>
-      <w:pPr>
-        <w:rPr>
-          <w:sz w:val="36"/>
-          <w:szCs w:val="36"/>
-        </w:rPr>
-      </w:pPr>
-      <w:r>
-        <w:rPr>
-          <w:sz w:val="36"/>
-          <w:szCs w:val="36"/>
-          <w:u w:val="single"/>
-        </w:rPr>
-        <w:t>Cc</w:t>
-      </w:r>
-      <w:r>
-        <w:rPr>
-          <w:sz w:val="36"/>
-          <w:szCs w:val="36"/>
-        </w:rPr>
-        <w:t xml:space="preserve">      </w:t>
-      </w:r>
-      <w:proofErr w:type="gramStart"/>
-      <w:r>
-        <w:rPr>
-          <w:sz w:val="36"/>
-          <w:szCs w:val="36"/>
-        </w:rPr>
-        <w:t xml:space="preserve">  :</w:t>
-      </w:r>
-      <w:proofErr w:type="gramEnd"/>
-      <w:r>
-        <w:rPr>
-          <w:sz w:val="36"/>
-          <w:szCs w:val="36"/>
-        </w:rPr>
-        <w:t xml:space="preserve"> </w:t>
-      </w:r>
-    </w:p>
-    <w:p>
-      <w:pPr>
-        <w:rPr>
-          <w:sz w:val="36"/>
-          <w:szCs w:val="36"/>
-        </w:rPr>
-      </w:pPr>
-      <w:r>
-        <w:rPr>
-          <w:sz w:val="36"/>
-          <w:szCs w:val="36"/>
-          <w:u w:val="single"/>
-        </w:rPr>
-        <w:t>Bcc</w:t>
-      </w:r>
-      <w:r>
-        <w:rPr>
-          <w:sz w:val="36"/>
-          <w:szCs w:val="36"/>
-        </w:rPr>
-        <w:t xml:space="preserve">    </w:t>
-      </w:r>
-      <w:proofErr w:type="gramStart"/>
-      <w:r>
-        <w:rPr>
-          <w:sz w:val="36"/>
-          <w:szCs w:val="36"/>
-        </w:rPr>
-        <w:t xml:space="preserve">  :</w:t>
-      </w:r>
-      <w:proofErr w:type="gramEnd"/>
-    </w:p>
-    <w:p>
-      <w:pPr>
-        <w:rPr>
-          <w:sz w:val="40"/>
-          <w:szCs w:val="40"/>
-        </w:rPr>
-      </w:pPr>
-      <w:r>
-        <w:rPr>
-          <w:b/>
-          <w:bCs/>
-          <w:sz w:val="40"/>
-          <w:szCs w:val="40"/>
-        </w:rPr>
-        <w:t>Subject:</w:t>
-      </w:r>
-      <w:r>
-        <w:rPr>
-          <w:sz w:val="40"/>
-          <w:szCs w:val="40"/>
-        </w:rPr>
-        <w:t xml:space="preserve"> Apology for </w:t>
-      </w:r>
-      <w:proofErr w:type="spellStart"/>
-      <w:r>
-        <w:rPr>
-          <w:sz w:val="40"/>
-          <w:szCs w:val="40"/>
-        </w:rPr>
-        <w:t>lated</w:t>
-      </w:r>
-      <w:proofErr w:type="spellEnd"/>
-      <w:r>
-        <w:rPr>
-          <w:sz w:val="40"/>
-          <w:szCs w:val="40"/>
-        </w:rPr>
-        <w:t xml:space="preserve"> in the meeting</w:t>
-      </w:r>
-    </w:p>
-    <w:p>
-      <w:pPr>
-        <w:rPr>
-          <w:sz w:val="40"/>
-          <w:szCs w:val="40"/>
-        </w:rPr>
-      </w:pPr>
-      <w:r>
-        <w:rPr>
-          <w:sz w:val="40"/>
-          <w:szCs w:val="40"/>
-        </w:rPr>
-        <w:t xml:space="preserve">Dear </w:t>
-      </w:r>
-      <w:r>
-        <w:rPr>
-          <w:sz w:val="40"/>
-          <w:szCs w:val="40"/>
-        </w:rPr>
-        <w:t>sir,</w:t>
-      </w:r>
-    </w:p>
-    <w:p>
-      <w:pPr>
-        <w:rPr>
-          <w:sz w:val="40"/>
-          <w:szCs w:val="40"/>
-        </w:rPr>
-      </w:pPr>
-      <w:r>
-        <w:rPr>
-          <w:sz w:val="40"/>
-          <w:szCs w:val="40"/>
-        </w:rPr>
-        <w:t>I hope this message finds you well.</w:t>
-      </w:r>
-    </w:p>
-    <w:p>
-      <w:pPr>
-        <w:rPr>
-          <w:sz w:val="40"/>
-          <w:szCs w:val="40"/>
-        </w:rPr>
-      </w:pPr>
-      <w:r>
-        <w:rPr>
-          <w:sz w:val="40"/>
-          <w:szCs w:val="40"/>
-        </w:rPr>
-        <w:t>I am writing to sincerely apologize for "missing our scheduled meeting on [Date</w:t>
-      </w:r>
-      <w:r>
-        <w:rPr>
-          <w:sz w:val="40"/>
-          <w:szCs w:val="40"/>
-        </w:rPr>
-        <w:t xml:space="preserve"> 11/05/2025</w:t>
-      </w:r>
-      <w:r>
-        <w:rPr>
-          <w:sz w:val="40"/>
-          <w:szCs w:val="40"/>
-        </w:rPr>
-        <w:t>] I understand that my actions may have caused inconvenience, and I take full responsibility for the oversight.</w:t>
-      </w:r>
-    </w:p>
-    <w:p>
-      <w:pPr>
-        <w:rPr>
-          <w:sz w:val="40"/>
-          <w:szCs w:val="40"/>
-        </w:rPr>
-      </w:pPr>
-      <w:r>
-        <w:rPr>
-          <w:sz w:val="40"/>
-          <w:szCs w:val="40"/>
-        </w:rPr>
-        <w:t>To ensure this does not happen again, I have I value our business and am committed to maintaining the highest standards moving forward.</w:t>
-      </w:r>
-    </w:p>
-    <w:p>
-      <w:pPr>
-        <w:rPr>
-          <w:sz w:val="40"/>
-          <w:szCs w:val="40"/>
-        </w:rPr>
-      </w:pPr>
-      <w:r>
-        <w:rPr>
-          <w:sz w:val="40"/>
-          <w:szCs w:val="40"/>
-        </w:rPr>
-        <w:t>Please let me know if there's anything I can do to make amends or assist further.</w:t>
-      </w:r>
-    </w:p>
-    <w:p>
-      <w:pPr>
-        <w:rPr>
-          <w:sz w:val="40"/>
-          <w:szCs w:val="40"/>
-        </w:rPr>
-      </w:pPr>
-      <w:r>
-        <w:rPr>
-          <w:sz w:val="40"/>
-          <w:szCs w:val="40"/>
-        </w:rPr>
-        <w:t>Thank you for your understanding.</w:t>
-      </w:r>
-    </w:p>
-    <w:p>
-      <w:pPr>
-        <w:rPr>
-          <w:sz w:val="40"/>
-          <w:szCs w:val="40"/>
-        </w:rPr>
-      </w:pPr>
-      <w:r>
-        <w:rPr>
-          <w:sz w:val="40"/>
-          <w:szCs w:val="40"/>
-        </w:rPr>
-        <w:t>Best regards,</w:t>
-      </w:r>
-      <w:r>
-        <w:rPr>
-          <w:sz w:val="40"/>
-          <w:szCs w:val="40"/>
-        </w:rPr>
-        <w:br/>
-      </w:r>
-      <w:proofErr w:type="spellStart"/>
-      <w:r>
-        <w:rPr>
-          <w:sz w:val="40"/>
-          <w:szCs w:val="40"/>
-        </w:rPr>
-        <w:t>jaydip</w:t>
-      </w:r>
-      <w:proofErr w:type="spellEnd"/>
-      <w:r>
-        <w:rPr>
-          <w:sz w:val="40"/>
-          <w:szCs w:val="40"/>
-        </w:rPr>
-        <w:t xml:space="preserve"> </w:t>
-      </w:r>
-      <w:proofErr w:type="spellStart"/>
-      <w:r>
-        <w:rPr>
-          <w:sz w:val="40"/>
-          <w:szCs w:val="40"/>
-        </w:rPr>
-        <w:t>vala</w:t>
-      </w:r>
-      <w:proofErr w:type="spellEnd"/>
-    </w:p>
-    <w:p>
-      <w:pPr>
-        <w:rPr>
-          <w:b/>
-          <w:bCs/>
-          <w:sz w:val="56"/>
-          <w:szCs w:val="56"/>
-          <w:u w:val="single"/>
-        </w:rPr>
-      </w:pPr>
-      <w:r>
-        <w:rPr>
-          <w:b/>
-          <w:bCs/>
-          <w:sz w:val="56"/>
-          <w:szCs w:val="56"/>
-          <w:u w:val="single"/>
-        </w:rPr>
-        <w:lastRenderedPageBreak/>
-        <w:t>Asking for a Raise in Salary</w:t>
-      </w:r>
-    </w:p>
-    <w:p>
-      <w:pPr>
-        <w:rPr>
-          <w:sz w:val="36"/>
-          <w:szCs w:val="36"/>
-        </w:rPr>
-      </w:pPr>
-      <w:proofErr w:type="gramStart"/>
-      <w:r>
-        <w:rPr>
-          <w:sz w:val="36"/>
-          <w:szCs w:val="36"/>
-          <w:u w:val="single"/>
-        </w:rPr>
-        <w:t xml:space="preserve">From </w:t>
-      </w:r>
-      <w:r>
-        <w:rPr>
-          <w:sz w:val="36"/>
-          <w:szCs w:val="36"/>
-        </w:rPr>
-        <w:t>:</w:t>
-      </w:r>
-      <w:proofErr w:type="gramEnd"/>
-      <w:r>
-        <w:rPr>
-          <w:sz w:val="36"/>
-          <w:szCs w:val="36"/>
-        </w:rPr>
-        <w:t xml:space="preserve"> valajay2702@gmail.com</w:t>
-      </w:r>
-    </w:p>
-    <w:p>
-      <w:pPr>
-        <w:rPr>
-          <w:sz w:val="36"/>
-          <w:szCs w:val="36"/>
-        </w:rPr>
-      </w:pPr>
-      <w:r>
-        <w:rPr>
-          <w:sz w:val="36"/>
-          <w:szCs w:val="36"/>
-          <w:u w:val="single"/>
-        </w:rPr>
-        <w:t xml:space="preserve">To </w:t>
-      </w:r>
-      <w:r>
-        <w:rPr>
-          <w:sz w:val="36"/>
-          <w:szCs w:val="36"/>
-        </w:rPr>
-        <w:t xml:space="preserve">     </w:t>
-      </w:r>
-      <w:proofErr w:type="gramStart"/>
-      <w:r>
-        <w:rPr>
-          <w:sz w:val="36"/>
-          <w:szCs w:val="36"/>
-        </w:rPr>
-        <w:t xml:space="preserve">  :</w:t>
-      </w:r>
-      <w:proofErr w:type="gramEnd"/>
-      <w:r>
-        <w:rPr>
-          <w:sz w:val="36"/>
-          <w:szCs w:val="36"/>
-        </w:rPr>
-        <w:t xml:space="preserve"> </w:t>
-      </w:r>
-      <w:r>
-        <w:rPr>
-          <w:sz w:val="36"/>
-          <w:szCs w:val="36"/>
-        </w:rPr>
-        <w:t>aaryan46</w:t>
-      </w:r>
-      <w:r>
-        <w:rPr>
-          <w:sz w:val="36"/>
-          <w:szCs w:val="36"/>
-        </w:rPr>
-        <w:t>5</w:t>
-      </w:r>
-      <w:r>
-        <w:rPr>
-          <w:sz w:val="36"/>
-          <w:szCs w:val="36"/>
-        </w:rPr>
-        <w:t>@gmail.com</w:t>
-      </w:r>
-    </w:p>
-    <w:p>
-      <w:pPr>
-        <w:rPr>
-          <w:sz w:val="36"/>
-          <w:szCs w:val="36"/>
-        </w:rPr>
-      </w:pPr>
-      <w:r>
-        <w:rPr>
-          <w:sz w:val="36"/>
-          <w:szCs w:val="36"/>
-          <w:u w:val="single"/>
-        </w:rPr>
-        <w:t>Cc</w:t>
-      </w:r>
-      <w:r>
-        <w:rPr>
-          <w:sz w:val="36"/>
-          <w:szCs w:val="36"/>
-        </w:rPr>
-        <w:t xml:space="preserve">      </w:t>
-      </w:r>
-      <w:proofErr w:type="gramStart"/>
-      <w:r>
-        <w:rPr>
-          <w:sz w:val="36"/>
-          <w:szCs w:val="36"/>
-        </w:rPr>
-        <w:t xml:space="preserve">  :</w:t>
-      </w:r>
-      <w:proofErr w:type="gramEnd"/>
-      <w:r>
-        <w:rPr>
-          <w:sz w:val="36"/>
-          <w:szCs w:val="36"/>
-        </w:rPr>
-        <w:t xml:space="preserve"> </w:t>
-      </w:r>
-    </w:p>
-    <w:p>
-      <w:pPr>
-        <w:rPr>
-          <w:sz w:val="36"/>
-          <w:szCs w:val="36"/>
-        </w:rPr>
-      </w:pPr>
-      <w:r>
-        <w:rPr>
-          <w:sz w:val="36"/>
-          <w:szCs w:val="36"/>
-          <w:u w:val="single"/>
-        </w:rPr>
-        <w:t>Bcc</w:t>
-      </w:r>
-      <w:r>
-        <w:rPr>
-          <w:sz w:val="36"/>
-          <w:szCs w:val="36"/>
-        </w:rPr>
-        <w:t xml:space="preserve">    </w:t>
-      </w:r>
-      <w:proofErr w:type="gramStart"/>
-      <w:r>
-        <w:rPr>
-          <w:sz w:val="36"/>
-          <w:szCs w:val="36"/>
-        </w:rPr>
-        <w:t xml:space="preserve">  :</w:t>
-      </w:r>
-      <w:proofErr w:type="gramEnd"/>
-    </w:p>
-    <w:p>
-      <w:pPr>
-        <w:rPr>
-          <w:sz w:val="40"/>
-          <w:szCs w:val="40"/>
-        </w:rPr>
-      </w:pPr>
-      <w:r>
-        <w:rPr>
-          <w:b/>
-          <w:bCs/>
-          <w:sz w:val="40"/>
-          <w:szCs w:val="40"/>
-        </w:rPr>
-        <w:t>Subject:</w:t>
-      </w:r>
-      <w:r>
-        <w:rPr>
-          <w:sz w:val="40"/>
-          <w:szCs w:val="40"/>
-        </w:rPr>
-        <w:t xml:space="preserve"> Request for Salary </w:t>
-      </w:r>
-    </w:p>
-    <w:p>
-      <w:pPr>
-        <w:rPr>
-          <w:sz w:val="40"/>
-          <w:szCs w:val="40"/>
-        </w:rPr>
-      </w:pPr>
-      <w:r>
-        <w:rPr>
-          <w:sz w:val="40"/>
-          <w:szCs w:val="40"/>
-        </w:rPr>
-        <w:t xml:space="preserve">Dear </w:t>
-      </w:r>
-      <w:r>
-        <w:rPr>
-          <w:sz w:val="40"/>
-          <w:szCs w:val="40"/>
-        </w:rPr>
-        <w:t>sir,</w:t>
-      </w:r>
-    </w:p>
-    <w:p>
-      <w:pPr>
-        <w:rPr>
-          <w:sz w:val="40"/>
-          <w:szCs w:val="40"/>
-        </w:rPr>
-      </w:pPr>
-      <w:r>
-        <w:rPr>
-          <w:sz w:val="40"/>
-          <w:szCs w:val="40"/>
-        </w:rPr>
-        <w:t>I hope this message finds you well.</w:t>
-      </w:r>
-      <w:r>
-        <w:rPr>
-          <w:sz w:val="40"/>
-          <w:szCs w:val="40"/>
-        </w:rPr>
-        <w:t xml:space="preserve"> </w:t>
-      </w:r>
-      <w:r>
-        <w:rPr>
-          <w:sz w:val="40"/>
-          <w:szCs w:val="40"/>
-        </w:rPr>
-        <w:t xml:space="preserve">I am writing to formally request a review of my current salary. Over the </w:t>
-      </w:r>
-      <w:proofErr w:type="gramStart"/>
-      <w:r>
-        <w:rPr>
-          <w:sz w:val="40"/>
-          <w:szCs w:val="40"/>
-        </w:rPr>
-        <w:t>past  I</w:t>
-      </w:r>
-      <w:proofErr w:type="gramEnd"/>
-      <w:r>
-        <w:rPr>
-          <w:sz w:val="40"/>
-          <w:szCs w:val="40"/>
-        </w:rPr>
-        <w:t xml:space="preserve"> have taken on additional responsibilities and have consistently delivered results that contribute to our team's success. According to my research on industry standards for my role and experience level, a salary adjustment would align my compensation with the market rate and reflect my contributions accurately.</w:t>
-      </w:r>
-    </w:p>
-    <w:p>
-      <w:pPr>
-        <w:rPr>
-          <w:sz w:val="40"/>
-          <w:szCs w:val="40"/>
-        </w:rPr>
-      </w:pPr>
-      <w:r>
-        <w:rPr>
-          <w:sz w:val="40"/>
-          <w:szCs w:val="40"/>
-        </w:rPr>
-        <w:t>Thank you for considering my request. I am committed to continuing to contribute positively to our team's objectives.</w:t>
-      </w:r>
-    </w:p>
-    <w:p>
-      <w:pPr>
-        <w:rPr>
-          <w:sz w:val="40"/>
-          <w:szCs w:val="40"/>
-        </w:rPr>
-      </w:pPr>
-      <w:r>
-        <w:rPr>
-          <w:sz w:val="40"/>
-          <w:szCs w:val="40"/>
-        </w:rPr>
-        <w:t>Best regards,</w:t>
-      </w:r>
-      <w:r>
-        <w:rPr>
-          <w:sz w:val="40"/>
-          <w:szCs w:val="40"/>
-        </w:rPr>
-        <w:br/>
-      </w:r>
-      <w:proofErr w:type="spellStart"/>
-      <w:r>
-        <w:rPr>
-          <w:sz w:val="40"/>
-          <w:szCs w:val="40"/>
-        </w:rPr>
-        <w:t>jaydip</w:t>
-      </w:r>
-      <w:proofErr w:type="spellEnd"/>
-      <w:r>
-        <w:rPr>
-          <w:sz w:val="40"/>
-          <w:szCs w:val="40"/>
-        </w:rPr>
-        <w:t xml:space="preserve"> </w:t>
-      </w:r>
-      <w:proofErr w:type="spellStart"/>
-      <w:r>
-        <w:rPr>
-          <w:sz w:val="40"/>
-          <w:szCs w:val="40"/>
-        </w:rPr>
-        <w:t>vala</w:t>
-      </w:r>
-      <w:proofErr w:type="spellEnd"/>
-      <w:r>
-        <w:rPr>
-          <w:sz w:val="40"/>
-          <w:szCs w:val="40"/>
-        </w:rPr>
-        <w:br/>
-      </w:r>
-    </w:p>
-    <w:p>
-      <w:pPr>
-        <w:rPr>
-          <w:b/>
-          <w:bCs/>
-          <w:sz w:val="56"/>
-          <w:szCs w:val="56"/>
-          <w:u w:val="single"/>
-        </w:rPr>
-      </w:pPr>
-      <w:r>
-        <w:rPr>
-          <w:b/>
-          <w:bCs/>
-          <w:sz w:val="56"/>
-          <w:szCs w:val="56"/>
-          <w:u w:val="single"/>
-        </w:rPr>
-        <w:lastRenderedPageBreak/>
-        <w:t>Resignation Email</w:t>
-      </w:r>
-    </w:p>
-    <w:p>
-      <w:pPr>
-        <w:rPr>
-          <w:sz w:val="36"/>
-          <w:szCs w:val="36"/>
-        </w:rPr>
-      </w:pPr>
-      <w:proofErr w:type="gramStart"/>
-      <w:r>
-        <w:rPr>
-          <w:sz w:val="36"/>
-          <w:szCs w:val="36"/>
-          <w:u w:val="single"/>
-        </w:rPr>
-        <w:t xml:space="preserve">From </w:t>
-      </w:r>
-      <w:r>
-        <w:rPr>
-          <w:sz w:val="36"/>
-          <w:szCs w:val="36"/>
-        </w:rPr>
-        <w:t>:</w:t>
-      </w:r>
-      <w:proofErr w:type="gramEnd"/>
-      <w:r>
-        <w:rPr>
-          <w:sz w:val="36"/>
-          <w:szCs w:val="36"/>
-        </w:rPr>
-        <w:t xml:space="preserve"> valajay2702@gmail.com</w:t>
-      </w:r>
-    </w:p>
-    <w:p>
-      <w:pPr>
-        <w:rPr>
-          <w:sz w:val="36"/>
-          <w:szCs w:val="36"/>
-        </w:rPr>
-      </w:pPr>
-      <w:r>
-        <w:rPr>
-          <w:sz w:val="36"/>
-          <w:szCs w:val="36"/>
-          <w:u w:val="single"/>
-        </w:rPr>
-        <w:t xml:space="preserve">To </w:t>
-      </w:r>
-      <w:r>
-        <w:rPr>
-          <w:sz w:val="36"/>
-          <w:szCs w:val="36"/>
-        </w:rPr>
-        <w:t xml:space="preserve">     </w:t>
-      </w:r>
-      <w:proofErr w:type="gramStart"/>
-      <w:r>
-        <w:rPr>
-          <w:sz w:val="36"/>
-          <w:szCs w:val="36"/>
-        </w:rPr>
-        <w:t xml:space="preserve">  :</w:t>
-      </w:r>
-      <w:proofErr w:type="gramEnd"/>
-      <w:r>
-        <w:rPr>
-          <w:sz w:val="36"/>
-          <w:szCs w:val="36"/>
-        </w:rPr>
-        <w:t xml:space="preserve"> </w:t>
-      </w:r>
-      <w:r>
-        <w:rPr>
-          <w:sz w:val="36"/>
-          <w:szCs w:val="36"/>
-        </w:rPr>
-        <w:t>aaryan465</w:t>
-      </w:r>
-      <w:r>
-        <w:rPr>
-          <w:sz w:val="36"/>
-          <w:szCs w:val="36"/>
-        </w:rPr>
-        <w:t>@gmail.com</w:t>
-      </w:r>
-    </w:p>
-    <w:p>
-      <w:pPr>
-        <w:rPr>
-          <w:sz w:val="36"/>
-          <w:szCs w:val="36"/>
-        </w:rPr>
-      </w:pPr>
-      <w:r>
-        <w:rPr>
-          <w:sz w:val="36"/>
-          <w:szCs w:val="36"/>
-          <w:u w:val="single"/>
-        </w:rPr>
-        <w:t>Cc</w:t>
-      </w:r>
-      <w:r>
-        <w:rPr>
-          <w:sz w:val="36"/>
-          <w:szCs w:val="36"/>
-        </w:rPr>
-        <w:t xml:space="preserve">      </w:t>
-      </w:r>
-      <w:proofErr w:type="gramStart"/>
-      <w:r>
-        <w:rPr>
-          <w:sz w:val="36"/>
-          <w:szCs w:val="36"/>
-        </w:rPr>
-        <w:t xml:space="preserve">  :</w:t>
-      </w:r>
-      <w:proofErr w:type="gramEnd"/>
-      <w:r>
-        <w:rPr>
-          <w:sz w:val="36"/>
-          <w:szCs w:val="36"/>
-        </w:rPr>
-        <w:t xml:space="preserve"> </w:t>
-      </w:r>
-    </w:p>
-    <w:p>
-      <w:pPr>
-        <w:rPr>
-          <w:sz w:val="36"/>
-          <w:szCs w:val="36"/>
-        </w:rPr>
-      </w:pPr>
-      <w:r>
-        <w:rPr>
-          <w:sz w:val="36"/>
-          <w:szCs w:val="36"/>
-          <w:u w:val="single"/>
-        </w:rPr>
-        <w:t>Bcc</w:t>
-      </w:r>
-      <w:r>
-        <w:rPr>
-          <w:sz w:val="36"/>
-          <w:szCs w:val="36"/>
-        </w:rPr>
-        <w:t xml:space="preserve">    </w:t>
-      </w:r>
-      <w:proofErr w:type="gramStart"/>
-      <w:r>
-        <w:rPr>
-          <w:sz w:val="36"/>
-          <w:szCs w:val="36"/>
-        </w:rPr>
-        <w:t xml:space="preserve">  :</w:t>
-      </w:r>
-      <w:proofErr w:type="gramEnd"/>
-    </w:p>
-    <w:p>
-      <w:pPr>
-        <w:rPr>
-          <w:sz w:val="44"/>
-          <w:szCs w:val="44"/>
-        </w:rPr>
-      </w:pPr>
-      <w:r>
-        <w:rPr>
-          <w:b/>
-          <w:bCs/>
-          <w:sz w:val="44"/>
-          <w:szCs w:val="44"/>
-        </w:rPr>
-        <w:t>Subject:</w:t>
       </w:r>
       <w:r>
         <w:rPr>
@@ -2547,6 +2381,7 @@
   <w:style w:type="character" w:default="1" w:styleId="DefaultParagraphFont">
     <w:name w:val="Default Paragraph Font"/>
     <w:uiPriority w:val="1"/>
+    <w:semiHidden/>
     <w:unhideWhenUsed/>
   </w:style>
   <w:style w:type="table" w:default="1" w:styleId="TableNormal">

--- a/Email writing.docx
+++ b/Email writing.docx
@@ -27,82 +27,70 @@
           <w:szCs w:val="36"/>
         </w:rPr>
       </w:pPr>
-      <w:proofErr w:type="gramStart"/>
+      <w:r>
+        <w:rPr>
+          <w:sz w:val="36"/>
+          <w:szCs w:val="36"/>
+        </w:rPr>
+        <w:t>From</w:t>
+      </w:r>
       <w:r>
         <w:rPr>
           <w:sz w:val="36"/>
           <w:szCs w:val="36"/>
           <w:u w:val="single"/>
         </w:rPr>
-        <w:t xml:space="preserve">From </w:t>
-      </w:r>
-      <w:r>
-        <w:rPr>
-          <w:sz w:val="36"/>
-          <w:szCs w:val="36"/>
-        </w:rPr>
-        <w:t>:</w:t>
-      </w:r>
-      <w:proofErr w:type="gramEnd"/>
-      <w:r>
-        <w:rPr>
-          <w:sz w:val="36"/>
-          <w:szCs w:val="36"/>
-        </w:rPr>
-        <w:t xml:space="preserve"> valajay2702@gmail.com</w:t>
-      </w:r>
-    </w:p>
-    <w:p>
-      <w:pPr>
-        <w:rPr>
-          <w:sz w:val="36"/>
-          <w:szCs w:val="36"/>
-        </w:rPr>
-      </w:pPr>
+        <w:t xml:space="preserve"> </w:t>
+      </w:r>
+      <w:r>
+        <w:rPr>
+          <w:sz w:val="36"/>
+          <w:szCs w:val="36"/>
+        </w:rPr>
+        <w:t>: valajay2702@gmail.com</w:t>
+      </w:r>
+    </w:p>
+    <w:p>
+      <w:pPr>
+        <w:rPr>
+          <w:sz w:val="36"/>
+          <w:szCs w:val="36"/>
+        </w:rPr>
+      </w:pPr>
+      <w:r>
+        <w:rPr>
+          <w:sz w:val="36"/>
+          <w:szCs w:val="36"/>
+        </w:rPr>
+        <w:t>To</w:t>
+      </w:r>
       <w:r>
         <w:rPr>
           <w:sz w:val="36"/>
           <w:szCs w:val="36"/>
           <w:u w:val="single"/>
         </w:rPr>
-        <w:t xml:space="preserve">To </w:t>
-      </w:r>
-      <w:r>
-        <w:rPr>
-          <w:sz w:val="36"/>
-          <w:szCs w:val="36"/>
-        </w:rPr>
-        <w:t xml:space="preserve">     </w:t>
-      </w:r>
-      <w:proofErr w:type="gramStart"/>
-      <w:r>
-        <w:rPr>
-          <w:sz w:val="36"/>
-          <w:szCs w:val="36"/>
-        </w:rPr>
-        <w:t xml:space="preserve">  :</w:t>
-      </w:r>
-      <w:proofErr w:type="gramEnd"/>
-      <w:r>
-        <w:rPr>
-          <w:sz w:val="36"/>
-          <w:szCs w:val="36"/>
-        </w:rPr>
-        <w:t xml:space="preserve"> naman@gmail.com</w:t>
-      </w:r>
-    </w:p>
-    <w:p>
-      <w:pPr>
-        <w:rPr>
-          <w:sz w:val="36"/>
-          <w:szCs w:val="36"/>
-        </w:rPr>
-      </w:pPr>
-      <w:r>
-        <w:rPr>
-          <w:sz w:val="36"/>
-          <w:szCs w:val="36"/>
-          <w:u w:val="single"/>
+        <w:t xml:space="preserve"> </w:t>
+      </w:r>
+      <w:r>
+        <w:rPr>
+          <w:sz w:val="36"/>
+          <w:szCs w:val="36"/>
+        </w:rPr>
+        <w:t xml:space="preserve">       : naman@gmail.com</w:t>
+      </w:r>
+    </w:p>
+    <w:p>
+      <w:pPr>
+        <w:rPr>
+          <w:sz w:val="36"/>
+          <w:szCs w:val="36"/>
+        </w:rPr>
+      </w:pPr>
+      <w:r>
+        <w:rPr>
+          <w:sz w:val="36"/>
+          <w:szCs w:val="36"/>
         </w:rPr>
         <w:t>Cc</w:t>
       </w:r>
@@ -111,37 +99,20 @@
           <w:sz w:val="36"/>
           <w:szCs w:val="36"/>
         </w:rPr>
-        <w:t xml:space="preserve">      </w:t>
-      </w:r>
-      <w:proofErr w:type="gramStart"/>
-      <w:r>
-        <w:rPr>
-          <w:sz w:val="36"/>
-          <w:szCs w:val="36"/>
-        </w:rPr>
-        <w:t xml:space="preserve">  :</w:t>
-      </w:r>
-      <w:proofErr w:type="gramEnd"/>
-      <w:r>
-        <w:rPr>
-          <w:sz w:val="36"/>
-          <w:szCs w:val="36"/>
-        </w:rPr>
-        <w:t xml:space="preserve"> </w:t>
-      </w:r>
-    </w:p>
-    <w:p>
-      <w:pPr>
-        <w:rPr>
-          <w:sz w:val="36"/>
-          <w:szCs w:val="36"/>
-        </w:rPr>
-      </w:pPr>
-      <w:r>
-        <w:rPr>
-          <w:sz w:val="36"/>
-          <w:szCs w:val="36"/>
-          <w:u w:val="single"/>
+        <w:t xml:space="preserve">        : </w:t>
+      </w:r>
+    </w:p>
+    <w:p>
+      <w:pPr>
+        <w:rPr>
+          <w:sz w:val="36"/>
+          <w:szCs w:val="36"/>
+        </w:rPr>
+      </w:pPr>
+      <w:r>
+        <w:rPr>
+          <w:sz w:val="36"/>
+          <w:szCs w:val="36"/>
         </w:rPr>
         <w:t>Bcc</w:t>
       </w:r>
@@ -150,17 +121,8 @@
           <w:sz w:val="36"/>
           <w:szCs w:val="36"/>
         </w:rPr>
-        <w:t xml:space="preserve">    </w:t>
-      </w:r>
-      <w:proofErr w:type="gramStart"/>
-      <w:r>
-        <w:rPr>
-          <w:sz w:val="36"/>
-          <w:szCs w:val="36"/>
-        </w:rPr>
-        <w:t xml:space="preserve">  :</w:t>
-      </w:r>
-      <w:proofErr w:type="gramEnd"/>
+        <w:t xml:space="preserve">      :</w:t>
+      </w:r>
     </w:p>
     <w:p>
       <w:r>
@@ -190,38 +152,36 @@
           <w:sz w:val="44"/>
           <w:szCs w:val="44"/>
         </w:rPr>
-        <w:t xml:space="preserve">Dear Sanjay </w:t>
-      </w:r>
-      <w:proofErr w:type="spellStart"/>
-      <w:r>
-        <w:rPr>
-          <w:sz w:val="44"/>
-          <w:szCs w:val="44"/>
-        </w:rPr>
-        <w:t>chavda</w:t>
-      </w:r>
-      <w:proofErr w:type="spellEnd"/>
-      <w:r>
-        <w:rPr>
-          <w:sz w:val="44"/>
-          <w:szCs w:val="44"/>
-        </w:rPr>
-        <w:t>,</w:t>
-      </w:r>
-    </w:p>
-    <w:p>
-      <w:pPr>
-        <w:rPr>
-          <w:sz w:val="44"/>
-          <w:szCs w:val="44"/>
-        </w:rPr>
-      </w:pPr>
-      <w:r>
-        <w:rPr>
-          <w:sz w:val="44"/>
-          <w:szCs w:val="44"/>
-        </w:rPr>
-        <w:t>I am writing to express my sincere gratitude for your invaluable support and guidance, which played a significant role in my success in the high court exam (bailiff).</w:t>
+        <w:t>Dear Sanjay chavda,</w:t>
+      </w:r>
+    </w:p>
+    <w:p>
+      <w:pPr>
+        <w:rPr>
+          <w:sz w:val="44"/>
+          <w:szCs w:val="44"/>
+        </w:rPr>
+      </w:pPr>
+      <w:r>
+        <w:rPr>
+          <w:sz w:val="44"/>
+          <w:szCs w:val="44"/>
+        </w:rPr>
+        <w:t>I am writing to express my sincere gratitude for your invaluable support and guidance, which played a significant role in my success in the high court bailiff</w:t>
+      </w:r>
+      <w:r>
+        <w:rPr>
+          <w:sz w:val="44"/>
+          <w:szCs w:val="44"/>
+        </w:rPr>
+        <w:t xml:space="preserve"> exam</w:t>
+      </w:r>
+      <w:r>
+        <w:rPr>
+          <w:sz w:val="44"/>
+          <w:szCs w:val="44"/>
+        </w:rPr>
+        <w:t>.</w:t>
       </w:r>
     </w:p>
     <w:p>
@@ -308,67 +268,49 @@
           <w:szCs w:val="36"/>
         </w:rPr>
       </w:pPr>
-      <w:proofErr w:type="gramStart"/>
+      <w:r>
+        <w:rPr>
+          <w:sz w:val="36"/>
+          <w:szCs w:val="36"/>
+        </w:rPr>
+        <w:t>From</w:t>
+      </w:r>
       <w:r>
         <w:rPr>
           <w:sz w:val="36"/>
           <w:szCs w:val="36"/>
           <w:u w:val="single"/>
         </w:rPr>
-        <w:t xml:space="preserve">From </w:t>
-      </w:r>
-      <w:r>
-        <w:rPr>
-          <w:sz w:val="36"/>
-          <w:szCs w:val="36"/>
-        </w:rPr>
-        <w:t>:</w:t>
-      </w:r>
-      <w:proofErr w:type="gramEnd"/>
-      <w:r>
-        <w:rPr>
-          <w:sz w:val="36"/>
-          <w:szCs w:val="36"/>
-        </w:rPr>
-        <w:t xml:space="preserve"> valajay2702@gmail.com</w:t>
-      </w:r>
-    </w:p>
-    <w:p>
-      <w:pPr>
-        <w:rPr>
-          <w:sz w:val="36"/>
-          <w:szCs w:val="36"/>
-        </w:rPr>
-      </w:pPr>
+        <w:t xml:space="preserve"> </w:t>
+      </w:r>
+      <w:r>
+        <w:rPr>
+          <w:sz w:val="36"/>
+          <w:szCs w:val="36"/>
+        </w:rPr>
+        <w:t>: valajay2702@gmail.com</w:t>
+      </w:r>
+    </w:p>
+    <w:p>
+      <w:pPr>
+        <w:rPr>
+          <w:sz w:val="36"/>
+          <w:szCs w:val="36"/>
+        </w:rPr>
+      </w:pPr>
+      <w:r>
+        <w:rPr>
+          <w:sz w:val="36"/>
+          <w:szCs w:val="36"/>
+        </w:rPr>
+        <w:t>To</w:t>
+      </w:r>
       <w:r>
         <w:rPr>
           <w:sz w:val="36"/>
           <w:szCs w:val="36"/>
           <w:u w:val="single"/>
         </w:rPr>
-        <w:t xml:space="preserve">To </w:t>
-      </w:r>
-      <w:r>
-        <w:rPr>
-          <w:sz w:val="36"/>
-          <w:szCs w:val="36"/>
-        </w:rPr>
-        <w:t xml:space="preserve">     </w:t>
-      </w:r>
-      <w:proofErr w:type="gramStart"/>
-      <w:r>
-        <w:rPr>
-          <w:sz w:val="36"/>
-          <w:szCs w:val="36"/>
-        </w:rPr>
-        <w:t xml:space="preserve">  :</w:t>
-      </w:r>
-      <w:proofErr w:type="gramEnd"/>
-      <w:r>
-        <w:rPr>
-          <w:sz w:val="36"/>
-          <w:szCs w:val="36"/>
-        </w:rPr>
         <w:t xml:space="preserve"> </w:t>
       </w:r>
       <w:r>
@@ -376,6 +318,13 @@
           <w:sz w:val="36"/>
           <w:szCs w:val="36"/>
         </w:rPr>
+        <w:t xml:space="preserve">       : </w:t>
+      </w:r>
+      <w:r>
+        <w:rPr>
+          <w:sz w:val="36"/>
+          <w:szCs w:val="36"/>
+        </w:rPr>
         <w:t>jaimin1105</w:t>
       </w:r>
       <w:r>
@@ -397,7 +346,6 @@
         <w:rPr>
           <w:sz w:val="36"/>
           <w:szCs w:val="36"/>
-          <w:u w:val="single"/>
         </w:rPr>
         <w:t>Cc</w:t>
       </w:r>
@@ -406,37 +354,20 @@
           <w:sz w:val="36"/>
           <w:szCs w:val="36"/>
         </w:rPr>
-        <w:t xml:space="preserve">      </w:t>
-      </w:r>
-      <w:proofErr w:type="gramStart"/>
-      <w:r>
-        <w:rPr>
-          <w:sz w:val="36"/>
-          <w:szCs w:val="36"/>
-        </w:rPr>
-        <w:t xml:space="preserve">  :</w:t>
-      </w:r>
-      <w:proofErr w:type="gramEnd"/>
-      <w:r>
-        <w:rPr>
-          <w:sz w:val="36"/>
-          <w:szCs w:val="36"/>
-        </w:rPr>
-        <w:t xml:space="preserve"> </w:t>
-      </w:r>
-    </w:p>
-    <w:p>
-      <w:pPr>
-        <w:rPr>
-          <w:sz w:val="36"/>
-          <w:szCs w:val="36"/>
-        </w:rPr>
-      </w:pPr>
-      <w:r>
-        <w:rPr>
-          <w:sz w:val="36"/>
-          <w:szCs w:val="36"/>
-          <w:u w:val="single"/>
+        <w:t xml:space="preserve">        : </w:t>
+      </w:r>
+    </w:p>
+    <w:p>
+      <w:pPr>
+        <w:rPr>
+          <w:sz w:val="36"/>
+          <w:szCs w:val="36"/>
+        </w:rPr>
+      </w:pPr>
+      <w:r>
+        <w:rPr>
+          <w:sz w:val="36"/>
+          <w:szCs w:val="36"/>
         </w:rPr>
         <w:t>Bcc</w:t>
       </w:r>
@@ -445,17 +376,8 @@
           <w:sz w:val="36"/>
           <w:szCs w:val="36"/>
         </w:rPr>
-        <w:t xml:space="preserve">    </w:t>
-      </w:r>
-      <w:proofErr w:type="gramStart"/>
-      <w:r>
-        <w:rPr>
-          <w:sz w:val="36"/>
-          <w:szCs w:val="36"/>
-        </w:rPr>
-        <w:t xml:space="preserve">  :</w:t>
-      </w:r>
-      <w:proofErr w:type="gramEnd"/>
+        <w:t xml:space="preserve">      :</w:t>
+      </w:r>
     </w:p>
     <w:p>
       <w:pPr>
@@ -507,33 +429,28 @@
         </w:rPr>
         <w:t xml:space="preserve">Dear </w:t>
       </w:r>
-      <w:proofErr w:type="spellStart"/>
-      <w:proofErr w:type="gramStart"/>
       <w:r>
         <w:rPr>
           <w:sz w:val="52"/>
           <w:szCs w:val="52"/>
         </w:rPr>
-        <w:t>naman,Sanjay</w:t>
-      </w:r>
-      <w:proofErr w:type="gramEnd"/>
-      <w:r>
+        <w:t>naman,Sanjay,jaimin,nirav</w:t>
+      </w:r>
+    </w:p>
+    <w:p>
+      <w:pPr>
         <w:rPr>
           <w:sz w:val="52"/>
           <w:szCs w:val="52"/>
         </w:rPr>
-        <w:t>,</w:t>
-      </w:r>
-      <w:proofErr w:type="gramStart"/>
+      </w:pPr>
       <w:r>
         <w:rPr>
           <w:sz w:val="52"/>
           <w:szCs w:val="52"/>
         </w:rPr>
-        <w:t>jaimin,nirav</w:t>
-      </w:r>
-      <w:proofErr w:type="spellEnd"/>
-      <w:proofErr w:type="gramEnd"/>
+        <w:t>I hope this message finds you well.</w:t>
+      </w:r>
     </w:p>
     <w:p>
       <w:pPr>
@@ -547,22 +464,21 @@
           <w:sz w:val="52"/>
           <w:szCs w:val="52"/>
         </w:rPr>
-        <w:t>I hope this message finds you well.</w:t>
-      </w:r>
-    </w:p>
-    <w:p>
-      <w:pPr>
+        <w:t>I wanted to kindly remind you about the upcoming meeting scheduled for 11/05/2025</w:t>
+      </w:r>
+      <w:r>
         <w:rPr>
           <w:sz w:val="52"/>
           <w:szCs w:val="52"/>
         </w:rPr>
-      </w:pPr>
+        <w:t xml:space="preserve"> </w:t>
+      </w:r>
       <w:r>
         <w:rPr>
           <w:sz w:val="52"/>
           <w:szCs w:val="52"/>
         </w:rPr>
-        <w:t xml:space="preserve">I wanted to kindly remind you about the upcoming meeting scheduled for [11/05/2025] at [2 to 4pm]. Please let me know if you have any questions or need further information. </w:t>
+        <w:t xml:space="preserve">at 2 to 4pm. Please let me know if you have any questions or need further information. </w:t>
       </w:r>
     </w:p>
     <w:p>
@@ -595,7 +511,6 @@
         </w:rPr>
         <w:br/>
       </w:r>
-      <w:proofErr w:type="spellStart"/>
       <w:r>
         <w:rPr>
           <w:sz w:val="52"/>
@@ -603,7 +518,6 @@
         </w:rPr>
         <w:t>jaydip</w:t>
       </w:r>
-      <w:proofErr w:type="spellEnd"/>
       <w:r>
         <w:rPr>
           <w:sz w:val="52"/>
@@ -651,67 +565,49 @@
           <w:szCs w:val="36"/>
         </w:rPr>
       </w:pPr>
-      <w:proofErr w:type="gramStart"/>
+      <w:r>
+        <w:rPr>
+          <w:sz w:val="36"/>
+          <w:szCs w:val="36"/>
+        </w:rPr>
+        <w:t>From</w:t>
+      </w:r>
       <w:r>
         <w:rPr>
           <w:sz w:val="36"/>
           <w:szCs w:val="36"/>
           <w:u w:val="single"/>
         </w:rPr>
-        <w:t xml:space="preserve">From </w:t>
-      </w:r>
-      <w:r>
-        <w:rPr>
-          <w:sz w:val="36"/>
-          <w:szCs w:val="36"/>
-        </w:rPr>
-        <w:t>:</w:t>
-      </w:r>
-      <w:proofErr w:type="gramEnd"/>
-      <w:r>
-        <w:rPr>
-          <w:sz w:val="36"/>
-          <w:szCs w:val="36"/>
-        </w:rPr>
-        <w:t xml:space="preserve"> valajay2702@gmail.com</w:t>
-      </w:r>
-    </w:p>
-    <w:p>
-      <w:pPr>
-        <w:rPr>
-          <w:sz w:val="36"/>
-          <w:szCs w:val="36"/>
-        </w:rPr>
-      </w:pPr>
+        <w:t xml:space="preserve"> </w:t>
+      </w:r>
+      <w:r>
+        <w:rPr>
+          <w:sz w:val="36"/>
+          <w:szCs w:val="36"/>
+        </w:rPr>
+        <w:t>: valajay2702@gmail.com</w:t>
+      </w:r>
+    </w:p>
+    <w:p>
+      <w:pPr>
+        <w:rPr>
+          <w:sz w:val="36"/>
+          <w:szCs w:val="36"/>
+        </w:rPr>
+      </w:pPr>
+      <w:r>
+        <w:rPr>
+          <w:sz w:val="36"/>
+          <w:szCs w:val="36"/>
+        </w:rPr>
+        <w:t>To</w:t>
+      </w:r>
       <w:r>
         <w:rPr>
           <w:sz w:val="36"/>
           <w:szCs w:val="36"/>
           <w:u w:val="single"/>
         </w:rPr>
-        <w:t xml:space="preserve">To </w:t>
-      </w:r>
-      <w:r>
-        <w:rPr>
-          <w:sz w:val="36"/>
-          <w:szCs w:val="36"/>
-        </w:rPr>
-        <w:t xml:space="preserve">     </w:t>
-      </w:r>
-      <w:proofErr w:type="gramStart"/>
-      <w:r>
-        <w:rPr>
-          <w:sz w:val="36"/>
-          <w:szCs w:val="36"/>
-        </w:rPr>
-        <w:t xml:space="preserve">  :</w:t>
-      </w:r>
-      <w:proofErr w:type="gramEnd"/>
-      <w:r>
-        <w:rPr>
-          <w:sz w:val="36"/>
-          <w:szCs w:val="36"/>
-        </w:rPr>
         <w:t xml:space="preserve"> </w:t>
       </w:r>
       <w:r>
@@ -719,6 +615,13 @@
           <w:sz w:val="36"/>
           <w:szCs w:val="36"/>
         </w:rPr>
+        <w:t xml:space="preserve">       : </w:t>
+      </w:r>
+      <w:r>
+        <w:rPr>
+          <w:sz w:val="36"/>
+          <w:szCs w:val="36"/>
+        </w:rPr>
         <w:t>rajiv</w:t>
       </w:r>
       <w:r>
@@ -747,46 +650,21 @@
         <w:rPr>
           <w:sz w:val="36"/>
           <w:szCs w:val="36"/>
-          <w:u w:val="single"/>
-        </w:rPr>
-        <w:t>Cc</w:t>
-      </w:r>
-      <w:r>
-        <w:rPr>
-          <w:sz w:val="36"/>
-          <w:szCs w:val="36"/>
-        </w:rPr>
-        <w:t xml:space="preserve">      </w:t>
-      </w:r>
-      <w:proofErr w:type="gramStart"/>
-      <w:r>
-        <w:rPr>
-          <w:sz w:val="36"/>
-          <w:szCs w:val="36"/>
-        </w:rPr>
-        <w:t xml:space="preserve">  :</w:t>
-      </w:r>
-      <w:proofErr w:type="gramEnd"/>
-      <w:r>
-        <w:rPr>
-          <w:sz w:val="36"/>
-          <w:szCs w:val="36"/>
-        </w:rPr>
-        <w:t xml:space="preserve"> </w:t>
-      </w:r>
-    </w:p>
-    <w:p>
-      <w:pPr>
-        <w:rPr>
-          <w:sz w:val="36"/>
-          <w:szCs w:val="36"/>
-        </w:rPr>
-      </w:pPr>
-      <w:r>
-        <w:rPr>
-          <w:sz w:val="36"/>
-          <w:szCs w:val="36"/>
-          <w:u w:val="single"/>
+        </w:rPr>
+        <w:t xml:space="preserve">Cc        : </w:t>
+      </w:r>
+    </w:p>
+    <w:p>
+      <w:pPr>
+        <w:rPr>
+          <w:sz w:val="36"/>
+          <w:szCs w:val="36"/>
+        </w:rPr>
+      </w:pPr>
+      <w:r>
+        <w:rPr>
+          <w:sz w:val="36"/>
+          <w:szCs w:val="36"/>
         </w:rPr>
         <w:t>Bcc</w:t>
       </w:r>
@@ -795,17 +673,8 @@
           <w:sz w:val="36"/>
           <w:szCs w:val="36"/>
         </w:rPr>
-        <w:t xml:space="preserve">    </w:t>
-      </w:r>
-      <w:proofErr w:type="gramStart"/>
-      <w:r>
-        <w:rPr>
-          <w:sz w:val="36"/>
-          <w:szCs w:val="36"/>
-        </w:rPr>
-        <w:t xml:space="preserve">  :</w:t>
-      </w:r>
-      <w:proofErr w:type="gramEnd"/>
+        <w:t xml:space="preserve">      :</w:t>
+      </w:r>
     </w:p>
     <w:p>
       <w:pPr>
@@ -826,23 +695,7 @@
           <w:sz w:val="40"/>
           <w:szCs w:val="40"/>
         </w:rPr>
-        <w:t xml:space="preserve"> Apology for </w:t>
-      </w:r>
-      <w:proofErr w:type="spellStart"/>
-      <w:r>
-        <w:rPr>
-          <w:sz w:val="40"/>
-          <w:szCs w:val="40"/>
-        </w:rPr>
-        <w:t>lated</w:t>
-      </w:r>
-      <w:proofErr w:type="spellEnd"/>
-      <w:r>
-        <w:rPr>
-          <w:sz w:val="40"/>
-          <w:szCs w:val="40"/>
-        </w:rPr>
-        <w:t xml:space="preserve"> in the meeting</w:t>
+        <w:t xml:space="preserve"> Apology for lated in the meeting</w:t>
       </w:r>
     </w:p>
     <w:p>
@@ -955,32 +808,8 @@
           <w:szCs w:val="40"/>
         </w:rPr>
         <w:br/>
-      </w:r>
-      <w:proofErr w:type="spellStart"/>
-      <w:r>
-        <w:rPr>
-          <w:sz w:val="40"/>
-          <w:szCs w:val="40"/>
-        </w:rPr>
-        <w:t>jaydip</w:t>
-      </w:r>
-      <w:proofErr w:type="spellEnd"/>
-      <w:r>
-        <w:rPr>
-          <w:sz w:val="40"/>
-          <w:szCs w:val="40"/>
-        </w:rPr>
-        <w:t xml:space="preserve"> </w:t>
-      </w:r>
-      <w:proofErr w:type="spellStart"/>
-      <w:r>
-        <w:rPr>
-          <w:sz w:val="40"/>
-          <w:szCs w:val="40"/>
-        </w:rPr>
-        <w:t>vala</w:t>
-      </w:r>
-      <w:proofErr w:type="spellEnd"/>
+        <w:t>jaydip vala</w:t>
+      </w:r>
     </w:p>
     <w:p>
       <w:pPr>
@@ -1005,249 +834,151 @@
           <w:szCs w:val="36"/>
         </w:rPr>
       </w:pPr>
-      <w:proofErr w:type="gramStart"/>
-      <w:r>
-        <w:rPr>
-          <w:sz w:val="36"/>
-          <w:szCs w:val="36"/>
-          <w:u w:val="single"/>
-        </w:rPr>
-        <w:t xml:space="preserve">From </w:t>
-      </w:r>
-      <w:r>
-        <w:rPr>
-          <w:sz w:val="36"/>
-          <w:szCs w:val="36"/>
-        </w:rPr>
-        <w:t>:</w:t>
-      </w:r>
-      <w:proofErr w:type="gramEnd"/>
-      <w:r>
-        <w:rPr>
-          <w:sz w:val="36"/>
-          <w:szCs w:val="36"/>
-        </w:rPr>
-        <w:t xml:space="preserve"> valajay2702@gmail.com</w:t>
-      </w:r>
-    </w:p>
-    <w:p>
-      <w:pPr>
-        <w:rPr>
-          <w:sz w:val="36"/>
-          <w:szCs w:val="36"/>
-        </w:rPr>
-      </w:pPr>
-      <w:r>
-        <w:rPr>
-          <w:sz w:val="36"/>
-          <w:szCs w:val="36"/>
-          <w:u w:val="single"/>
-        </w:rPr>
-        <w:t xml:space="preserve">To </w:t>
-      </w:r>
-      <w:r>
-        <w:rPr>
-          <w:sz w:val="36"/>
-          <w:szCs w:val="36"/>
-        </w:rPr>
-        <w:t xml:space="preserve">     </w:t>
-      </w:r>
-      <w:proofErr w:type="gramStart"/>
-      <w:r>
-        <w:rPr>
-          <w:sz w:val="36"/>
-          <w:szCs w:val="36"/>
-        </w:rPr>
-        <w:t xml:space="preserve">  :</w:t>
-      </w:r>
-      <w:proofErr w:type="gramEnd"/>
-      <w:r>
-        <w:rPr>
-          <w:sz w:val="36"/>
-          <w:szCs w:val="36"/>
+      <w:r>
+        <w:rPr>
+          <w:sz w:val="36"/>
+          <w:szCs w:val="36"/>
+        </w:rPr>
+        <w:t>From : valajay2702@gmail.com</w:t>
+      </w:r>
+    </w:p>
+    <w:p>
+      <w:pPr>
+        <w:rPr>
+          <w:sz w:val="36"/>
+          <w:szCs w:val="36"/>
+        </w:rPr>
+      </w:pPr>
+      <w:r>
+        <w:rPr>
+          <w:sz w:val="36"/>
+          <w:szCs w:val="36"/>
+        </w:rPr>
+        <w:t xml:space="preserve">To        : </w:t>
+      </w:r>
+      <w:r>
+        <w:rPr>
+          <w:sz w:val="36"/>
+          <w:szCs w:val="36"/>
+        </w:rPr>
+        <w:t>aaryan46</w:t>
+      </w:r>
+      <w:r>
+        <w:rPr>
+          <w:sz w:val="36"/>
+          <w:szCs w:val="36"/>
+        </w:rPr>
+        <w:t>5@gmail.com</w:t>
+      </w:r>
+    </w:p>
+    <w:p>
+      <w:pPr>
+        <w:rPr>
+          <w:sz w:val="36"/>
+          <w:szCs w:val="36"/>
+        </w:rPr>
+      </w:pPr>
+      <w:r>
+        <w:rPr>
+          <w:sz w:val="36"/>
+          <w:szCs w:val="36"/>
+        </w:rPr>
+        <w:t xml:space="preserve">Cc        : </w:t>
+      </w:r>
+    </w:p>
+    <w:p>
+      <w:pPr>
+        <w:rPr>
+          <w:sz w:val="36"/>
+          <w:szCs w:val="36"/>
+        </w:rPr>
+      </w:pPr>
+      <w:r>
+        <w:rPr>
+          <w:sz w:val="36"/>
+          <w:szCs w:val="36"/>
+        </w:rPr>
+        <w:t>Bcc</w:t>
+      </w:r>
+      <w:r>
+        <w:rPr>
+          <w:sz w:val="36"/>
+          <w:szCs w:val="36"/>
+        </w:rPr>
+        <w:t xml:space="preserve">      :</w:t>
+      </w:r>
+    </w:p>
+    <w:p>
+      <w:pPr>
+        <w:rPr>
+          <w:sz w:val="40"/>
+          <w:szCs w:val="40"/>
+        </w:rPr>
+      </w:pPr>
+      <w:r>
+        <w:rPr>
+          <w:sz w:val="40"/>
+          <w:szCs w:val="40"/>
+        </w:rPr>
+        <w:t>Subject:</w:t>
+      </w:r>
+      <w:r>
+        <w:rPr>
+          <w:sz w:val="40"/>
+          <w:szCs w:val="40"/>
+        </w:rPr>
+        <w:t xml:space="preserve"> Request for Salary </w:t>
+      </w:r>
+    </w:p>
+    <w:p>
+      <w:pPr>
+        <w:rPr>
+          <w:sz w:val="40"/>
+          <w:szCs w:val="40"/>
+        </w:rPr>
+      </w:pPr>
+      <w:r>
+        <w:rPr>
+          <w:sz w:val="40"/>
+          <w:szCs w:val="40"/>
+        </w:rPr>
+        <w:t xml:space="preserve">Dear </w:t>
+      </w:r>
+      <w:r>
+        <w:rPr>
+          <w:sz w:val="40"/>
+          <w:szCs w:val="40"/>
+        </w:rPr>
+        <w:t>sir,</w:t>
+      </w:r>
+    </w:p>
+    <w:p>
+      <w:pPr>
+        <w:rPr>
+          <w:sz w:val="40"/>
+          <w:szCs w:val="40"/>
+        </w:rPr>
+      </w:pPr>
+      <w:r>
+        <w:rPr>
+          <w:sz w:val="40"/>
+          <w:szCs w:val="40"/>
+        </w:rPr>
+        <w:t>I hope this message finds you well.</w:t>
+      </w:r>
+      <w:r>
+        <w:rPr>
+          <w:sz w:val="40"/>
+          <w:szCs w:val="40"/>
         </w:rPr>
         <w:t xml:space="preserve"> </w:t>
       </w:r>
       <w:r>
         <w:rPr>
-          <w:sz w:val="36"/>
-          <w:szCs w:val="36"/>
-        </w:rPr>
-        <w:t>aaryan46</w:t>
-      </w:r>
-      <w:r>
-        <w:rPr>
-          <w:sz w:val="36"/>
-          <w:szCs w:val="36"/>
-        </w:rPr>
-        <w:t>5</w:t>
-      </w:r>
-      <w:r>
-        <w:rPr>
-          <w:sz w:val="36"/>
-          <w:szCs w:val="36"/>
-        </w:rPr>
-        <w:t>@gmail.com</w:t>
-      </w:r>
-    </w:p>
-    <w:p>
-      <w:pPr>
-        <w:rPr>
-          <w:sz w:val="36"/>
-          <w:szCs w:val="36"/>
-        </w:rPr>
-      </w:pPr>
-      <w:r>
-        <w:rPr>
-          <w:sz w:val="36"/>
-          <w:szCs w:val="36"/>
-          <w:u w:val="single"/>
-        </w:rPr>
-        <w:t>Cc</w:t>
-      </w:r>
-      <w:r>
-        <w:rPr>
-          <w:sz w:val="36"/>
-          <w:szCs w:val="36"/>
-        </w:rPr>
-        <w:t xml:space="preserve">      </w:t>
-      </w:r>
-      <w:proofErr w:type="gramStart"/>
-      <w:r>
-        <w:rPr>
-          <w:sz w:val="36"/>
-          <w:szCs w:val="36"/>
-        </w:rPr>
-        <w:t xml:space="preserve">  :</w:t>
-      </w:r>
-      <w:proofErr w:type="gramEnd"/>
-      <w:r>
-        <w:rPr>
-          <w:sz w:val="36"/>
-          <w:szCs w:val="36"/>
-        </w:rPr>
-        <w:t xml:space="preserve"> </w:t>
-      </w:r>
-    </w:p>
-    <w:p>
-      <w:pPr>
-        <w:rPr>
-          <w:sz w:val="36"/>
-          <w:szCs w:val="36"/>
-        </w:rPr>
-      </w:pPr>
-      <w:r>
-        <w:rPr>
-          <w:sz w:val="36"/>
-          <w:szCs w:val="36"/>
-          <w:u w:val="single"/>
-        </w:rPr>
-        <w:t>Bcc</w:t>
-      </w:r>
-      <w:r>
-        <w:rPr>
-          <w:sz w:val="36"/>
-          <w:szCs w:val="36"/>
-        </w:rPr>
-        <w:t xml:space="preserve">    </w:t>
-      </w:r>
-      <w:proofErr w:type="gramStart"/>
-      <w:r>
-        <w:rPr>
-          <w:sz w:val="36"/>
-          <w:szCs w:val="36"/>
-        </w:rPr>
-        <w:t xml:space="preserve">  :</w:t>
-      </w:r>
-      <w:proofErr w:type="gramEnd"/>
-    </w:p>
-    <w:p>
-      <w:pPr>
-        <w:rPr>
-          <w:sz w:val="40"/>
-          <w:szCs w:val="40"/>
-        </w:rPr>
-      </w:pPr>
-      <w:r>
-        <w:rPr>
-          <w:sz w:val="40"/>
-          <w:szCs w:val="40"/>
-        </w:rPr>
-        <w:t>Subject:</w:t>
-      </w:r>
-      <w:r>
-        <w:rPr>
-          <w:sz w:val="40"/>
-          <w:szCs w:val="40"/>
-        </w:rPr>
-        <w:t xml:space="preserve"> Request for Salary </w:t>
-      </w:r>
-    </w:p>
-    <w:p>
-      <w:pPr>
-        <w:rPr>
-          <w:sz w:val="40"/>
-          <w:szCs w:val="40"/>
-        </w:rPr>
-      </w:pPr>
-      <w:r>
-        <w:rPr>
-          <w:sz w:val="40"/>
-          <w:szCs w:val="40"/>
-        </w:rPr>
-        <w:t xml:space="preserve">Dear </w:t>
-      </w:r>
-      <w:r>
-        <w:rPr>
-          <w:sz w:val="40"/>
-          <w:szCs w:val="40"/>
-        </w:rPr>
-        <w:t>sir,</w:t>
-      </w:r>
-    </w:p>
-    <w:p>
-      <w:pPr>
-        <w:rPr>
-          <w:sz w:val="40"/>
-          <w:szCs w:val="40"/>
-        </w:rPr>
-      </w:pPr>
-      <w:r>
-        <w:rPr>
-          <w:sz w:val="40"/>
-          <w:szCs w:val="40"/>
-        </w:rPr>
-        <w:t>I hope this message finds you well.</w:t>
-      </w:r>
-      <w:r>
-        <w:rPr>
-          <w:sz w:val="40"/>
-          <w:szCs w:val="40"/>
-        </w:rPr>
-        <w:t xml:space="preserve"> </w:t>
-      </w:r>
-      <w:r>
-        <w:rPr>
-          <w:sz w:val="40"/>
-          <w:szCs w:val="40"/>
-        </w:rPr>
-        <w:t xml:space="preserve">I am writing to formally request a review of my current salary. Over the </w:t>
-      </w:r>
-      <w:proofErr w:type="gramStart"/>
-      <w:r>
-        <w:rPr>
-          <w:sz w:val="40"/>
-          <w:szCs w:val="40"/>
-        </w:rPr>
-        <w:t>past  I</w:t>
-      </w:r>
-      <w:proofErr w:type="gramEnd"/>
-      <w:r>
-        <w:rPr>
-          <w:sz w:val="40"/>
-          <w:szCs w:val="40"/>
-        </w:rPr>
-        <w:t xml:space="preserve"> have taken on additional responsibilities and have consistently delivered results that contribute to our team's success. According to my research on industry standards for my role and experience level, a salary adjustment would align my compensation with the market rate and reflect my contributions accurately.</w:t>
+          <w:sz w:val="40"/>
+          <w:szCs w:val="40"/>
+        </w:rPr>
+        <w:t>I am writing to formally request a review of my current salary. Over the past  I have taken on additional responsibilities and have consistently delivered results that contribute to our team's success. According to my research on industry standards for my role and experience level, a salary adjustment would align my compensation with the market rate and reflect my contributions accurately.</w:t>
       </w:r>
     </w:p>
     <w:p>
@@ -1286,31 +1017,13 @@
         </w:rPr>
         <w:br/>
       </w:r>
-      <w:proofErr w:type="spellStart"/>
-      <w:r>
-        <w:rPr>
-          <w:sz w:val="40"/>
-          <w:szCs w:val="40"/>
-        </w:rPr>
-        <w:t>jaydip</w:t>
-      </w:r>
-      <w:proofErr w:type="spellEnd"/>
-      <w:r>
-        <w:rPr>
-          <w:sz w:val="40"/>
-          <w:szCs w:val="40"/>
-        </w:rPr>
-        <w:t xml:space="preserve"> </w:t>
-      </w:r>
-      <w:proofErr w:type="spellStart"/>
-      <w:r>
-        <w:rPr>
-          <w:sz w:val="40"/>
-          <w:szCs w:val="40"/>
-        </w:rPr>
-        <w:t>vala</w:t>
-      </w:r>
-      <w:proofErr w:type="spellEnd"/>
+      <w:r>
+        <w:rPr>
+          <w:sz w:val="40"/>
+          <w:szCs w:val="40"/>
+        </w:rPr>
+        <w:t>jaydip vala</w:t>
+      </w:r>
       <w:r>
         <w:rPr>
           <w:sz w:val="40"/>
@@ -1342,135 +1055,55 @@
           <w:szCs w:val="36"/>
         </w:rPr>
       </w:pPr>
-      <w:proofErr w:type="gramStart"/>
-      <w:r>
-        <w:rPr>
-          <w:sz w:val="36"/>
-          <w:szCs w:val="36"/>
-          <w:u w:val="single"/>
-        </w:rPr>
-        <w:t xml:space="preserve">From </w:t>
-      </w:r>
-      <w:r>
-        <w:rPr>
-          <w:sz w:val="36"/>
-          <w:szCs w:val="36"/>
-        </w:rPr>
-        <w:t>:</w:t>
-      </w:r>
-      <w:proofErr w:type="gramEnd"/>
-      <w:r>
-        <w:rPr>
-          <w:sz w:val="36"/>
-          <w:szCs w:val="36"/>
-        </w:rPr>
-        <w:t xml:space="preserve"> valajay2702@gmail.com</w:t>
-      </w:r>
-    </w:p>
-    <w:p>
-      <w:pPr>
-        <w:rPr>
-          <w:sz w:val="36"/>
-          <w:szCs w:val="36"/>
-        </w:rPr>
-      </w:pPr>
-      <w:r>
-        <w:rPr>
-          <w:sz w:val="36"/>
-          <w:szCs w:val="36"/>
-          <w:u w:val="single"/>
-        </w:rPr>
-        <w:t xml:space="preserve">To </w:t>
-      </w:r>
-      <w:r>
-        <w:rPr>
-          <w:sz w:val="36"/>
-          <w:szCs w:val="36"/>
-        </w:rPr>
-        <w:t xml:space="preserve">     </w:t>
-      </w:r>
-      <w:proofErr w:type="gramStart"/>
-      <w:r>
-        <w:rPr>
-          <w:sz w:val="36"/>
-          <w:szCs w:val="36"/>
-        </w:rPr>
-        <w:t xml:space="preserve">  :</w:t>
-      </w:r>
-      <w:proofErr w:type="gramEnd"/>
-      <w:r>
-        <w:rPr>
-          <w:sz w:val="36"/>
-          <w:szCs w:val="36"/>
-        </w:rPr>
-        <w:t xml:space="preserve"> </w:t>
-      </w:r>
-      <w:r>
-        <w:rPr>
-          <w:sz w:val="36"/>
-          <w:szCs w:val="36"/>
-        </w:rPr>
-        <w:t>aaryan465</w:t>
-      </w:r>
-      <w:r>
-        <w:rPr>
-          <w:sz w:val="36"/>
-          <w:szCs w:val="36"/>
-        </w:rPr>
-        <w:t>@gmail.com</w:t>
-      </w:r>
-    </w:p>
-    <w:p>
-      <w:pPr>
-        <w:rPr>
-          <w:sz w:val="36"/>
-          <w:szCs w:val="36"/>
-        </w:rPr>
-      </w:pPr>
-      <w:r>
-        <w:rPr>
-          <w:sz w:val="36"/>
-          <w:szCs w:val="36"/>
-          <w:u w:val="single"/>
-        </w:rPr>
-        <w:t>Cc</w:t>
-      </w:r>
-      <w:r>
-        <w:rPr>
-          <w:sz w:val="36"/>
-          <w:szCs w:val="36"/>
-        </w:rPr>
-        <w:t xml:space="preserve">      </w:t>
-      </w:r>
-      <w:proofErr w:type="gramStart"/>
-      <w:r>
-        <w:rPr>
-          <w:sz w:val="36"/>
-          <w:szCs w:val="36"/>
-        </w:rPr>
-        <w:t xml:space="preserve">  :</w:t>
-      </w:r>
-      <w:proofErr w:type="gramEnd"/>
-      <w:r>
-        <w:rPr>
-          <w:sz w:val="36"/>
-          <w:szCs w:val="36"/>
-        </w:rPr>
-        <w:t xml:space="preserve"> </w:t>
-      </w:r>
-    </w:p>
-    <w:p>
-      <w:pPr>
-        <w:rPr>
-          <w:sz w:val="36"/>
-          <w:szCs w:val="36"/>
-        </w:rPr>
-      </w:pPr>
-      <w:r>
-        <w:rPr>
-          <w:sz w:val="36"/>
-          <w:szCs w:val="36"/>
-          <w:u w:val="single"/>
+      <w:r>
+        <w:rPr>
+          <w:sz w:val="36"/>
+          <w:szCs w:val="36"/>
+        </w:rPr>
+        <w:t>From : valajay2702@gmail.com</w:t>
+      </w:r>
+    </w:p>
+    <w:p>
+      <w:pPr>
+        <w:rPr>
+          <w:sz w:val="36"/>
+          <w:szCs w:val="36"/>
+        </w:rPr>
+      </w:pPr>
+      <w:r>
+        <w:rPr>
+          <w:sz w:val="36"/>
+          <w:szCs w:val="36"/>
+        </w:rPr>
+        <w:t>To        : aaryan465@gmail.com</w:t>
+      </w:r>
+    </w:p>
+    <w:p>
+      <w:pPr>
+        <w:rPr>
+          <w:sz w:val="36"/>
+          <w:szCs w:val="36"/>
+        </w:rPr>
+      </w:pPr>
+      <w:r>
+        <w:rPr>
+          <w:sz w:val="36"/>
+          <w:szCs w:val="36"/>
+        </w:rPr>
+        <w:t xml:space="preserve">Cc        : </w:t>
+      </w:r>
+    </w:p>
+    <w:p>
+      <w:pPr>
+        <w:rPr>
+          <w:sz w:val="36"/>
+          <w:szCs w:val="36"/>
+        </w:rPr>
+      </w:pPr>
+      <w:r>
+        <w:rPr>
+          <w:sz w:val="36"/>
+          <w:szCs w:val="36"/>
         </w:rPr>
         <w:t>Bcc</w:t>
       </w:r>
@@ -1479,17 +1112,8 @@
           <w:sz w:val="36"/>
           <w:szCs w:val="36"/>
         </w:rPr>
-        <w:t xml:space="preserve">    </w:t>
-      </w:r>
-      <w:proofErr w:type="gramStart"/>
-      <w:r>
-        <w:rPr>
-          <w:sz w:val="36"/>
-          <w:szCs w:val="36"/>
-        </w:rPr>
-        <w:t xml:space="preserve">  :</w:t>
-      </w:r>
-      <w:proofErr w:type="gramEnd"/>
+        <w:t xml:space="preserve">      :</w:t>
+      </w:r>
     </w:p>
     <w:p>
       <w:pPr>
@@ -1519,7 +1143,7 @@
           <w:sz w:val="44"/>
           <w:szCs w:val="44"/>
         </w:rPr>
-        <w:t xml:space="preserve"> Resignation</w:t>
+        <w:t xml:space="preserve"> Resignatio</w:t>
       </w:r>
     </w:p>
     <w:p>
@@ -1556,17 +1180,8 @@
           <w:sz w:val="44"/>
           <w:szCs w:val="44"/>
         </w:rPr>
-        <w:t xml:space="preserve">web </w:t>
-      </w:r>
-      <w:proofErr w:type="spellStart"/>
-      <w:r>
-        <w:rPr>
-          <w:sz w:val="44"/>
-          <w:szCs w:val="44"/>
-        </w:rPr>
-        <w:t>devloper</w:t>
-      </w:r>
-      <w:proofErr w:type="spellEnd"/>
+        <w:t>web devloper</w:t>
+      </w:r>
       <w:r>
         <w:rPr>
           <w:sz w:val="44"/>
@@ -1574,7 +1189,6 @@
         </w:rPr>
         <w:t xml:space="preserve"> at </w:t>
       </w:r>
-      <w:proofErr w:type="spellStart"/>
       <w:r>
         <w:rPr>
           <w:sz w:val="44"/>
@@ -1594,15 +1208,7 @@
           <w:sz w:val="44"/>
           <w:szCs w:val="44"/>
         </w:rPr>
-        <w:t>d</w:t>
-      </w:r>
-      <w:proofErr w:type="spellEnd"/>
-      <w:r>
-        <w:rPr>
-          <w:sz w:val="44"/>
-          <w:szCs w:val="44"/>
-        </w:rPr>
-        <w:t xml:space="preserve"> inf</w:t>
+        <w:t>d inf</w:t>
       </w:r>
       <w:r>
         <w:rPr>
@@ -1648,21 +1254,12 @@
         </w:rPr>
         <w:t xml:space="preserve">Thank you once again for the invaluable experiences and guidance during my tenure. I look forward to staying in touch and wish </w:t>
       </w:r>
-      <w:proofErr w:type="spellStart"/>
-      <w:r>
-        <w:rPr>
-          <w:sz w:val="44"/>
-          <w:szCs w:val="44"/>
-        </w:rPr>
-        <w:t>j.d</w:t>
-      </w:r>
-      <w:proofErr w:type="spellEnd"/>
-      <w:r>
-        <w:rPr>
-          <w:sz w:val="44"/>
-          <w:szCs w:val="44"/>
-        </w:rPr>
-        <w:t xml:space="preserve"> infotech</w:t>
+      <w:r>
+        <w:rPr>
+          <w:sz w:val="44"/>
+          <w:szCs w:val="44"/>
+        </w:rPr>
+        <w:t>j.d infotech</w:t>
       </w:r>
       <w:r>
         <w:rPr>
@@ -1688,31 +1285,13 @@
         </w:rPr>
         <w:br/>
       </w:r>
-      <w:proofErr w:type="spellStart"/>
-      <w:r>
-        <w:rPr>
-          <w:sz w:val="44"/>
-          <w:szCs w:val="44"/>
-        </w:rPr>
-        <w:t>jaydip</w:t>
-      </w:r>
-      <w:proofErr w:type="spellEnd"/>
-      <w:r>
-        <w:rPr>
-          <w:sz w:val="44"/>
-          <w:szCs w:val="44"/>
-        </w:rPr>
-        <w:t xml:space="preserve"> </w:t>
-      </w:r>
-      <w:proofErr w:type="spellStart"/>
-      <w:r>
-        <w:rPr>
-          <w:sz w:val="44"/>
-          <w:szCs w:val="44"/>
-        </w:rPr>
-        <w:t>vala</w:t>
-      </w:r>
-      <w:proofErr w:type="spellEnd"/>
+      <w:r>
+        <w:rPr>
+          <w:sz w:val="44"/>
+          <w:szCs w:val="44"/>
+        </w:rPr>
+        <w:t>jaydip vala</w:t>
+      </w:r>
       <w:r>
         <w:br/>
       </w:r>
